--- a/Практика/4/Отчёт ПР4 ВПК8 Карасенко.docx
+++ b/Практика/4/Отчёт ПР4 ВПК8 Карасенко.docx
@@ -6,6 +6,8 @@
       <w:pPr>
         <w:ind w:firstLine="708"/>
       </w:pPr>
+      <w:bookmarkStart w:id="0" w:name="_Hlk243089608"/>
+      <w:bookmarkEnd w:id="0"/>
       <w:r>
         <w:t xml:space="preserve">Создаём </w:t>
       </w:r>
@@ -34,6 +36,9 @@
         <w:jc w:val="center"/>
       </w:pPr>
       <w:r>
+        <w:rPr>
+          <w:noProof/>
+        </w:rPr>
         <w:drawing>
           <wp:inline distT="0" distB="0" distL="0" distR="0" wp14:anchorId="10DCD2B4" wp14:editId="234D195F">
             <wp:extent cx="4141631" cy="3691829"/>
@@ -97,38 +102,7 @@
         <w:fldChar w:fldCharType="end"/>
       </w:r>
       <w:r>
-        <w:rPr>
-          <w:lang w:val="en-US"/>
-        </w:rPr>
-        <w:t xml:space="preserve"> </w:t>
-      </w:r>
-      <w:proofErr w:type="spellStart"/>
-      <w:r>
-        <w:rPr>
-          <w:lang w:val="en-US"/>
-        </w:rPr>
-        <w:t>внешний</w:t>
-      </w:r>
-      <w:proofErr w:type="spellEnd"/>
-      <w:r>
-        <w:rPr>
-          <w:lang w:val="en-US"/>
-        </w:rPr>
-        <w:t xml:space="preserve"> </w:t>
-      </w:r>
-      <w:proofErr w:type="spellStart"/>
-      <w:r>
-        <w:rPr>
-          <w:lang w:val="en-US"/>
-        </w:rPr>
-        <w:t>отчет</w:t>
-      </w:r>
-      <w:proofErr w:type="spellEnd"/>
-      <w:r>
-        <w:rPr>
-          <w:lang w:val="en-US"/>
-        </w:rPr>
-        <w:t xml:space="preserve"> </w:t>
+        <w:t xml:space="preserve"> внешний отчет </w:t>
       </w:r>
       <w:r>
         <w:t>Отчет1</w:t>
@@ -184,6 +158,9 @@
         <w:jc w:val="center"/>
       </w:pPr>
       <w:r>
+        <w:rPr>
+          <w:noProof/>
+        </w:rPr>
         <w:drawing>
           <wp:inline distT="0" distB="0" distL="0" distR="0" wp14:anchorId="0A48212D" wp14:editId="31C0139F">
             <wp:extent cx="5940425" cy="2038350"/>
@@ -267,6 +244,9 @@
         <w:jc w:val="center"/>
       </w:pPr>
       <w:r>
+        <w:rPr>
+          <w:noProof/>
+        </w:rPr>
         <w:lastRenderedPageBreak/>
         <w:drawing>
           <wp:inline distT="0" distB="0" distL="0" distR="0" wp14:anchorId="76F8EFEF" wp14:editId="774EF9EC">
@@ -381,6 +361,9 @@
         <w:jc w:val="center"/>
       </w:pPr>
       <w:r>
+        <w:rPr>
+          <w:noProof/>
+        </w:rPr>
         <w:drawing>
           <wp:inline distT="0" distB="0" distL="0" distR="0" wp14:anchorId="5A3653F5" wp14:editId="3F4D0305">
             <wp:extent cx="5591741" cy="811714"/>
@@ -488,6 +471,9 @@
         <w:jc w:val="center"/>
       </w:pPr>
       <w:r>
+        <w:rPr>
+          <w:noProof/>
+        </w:rPr>
         <w:drawing>
           <wp:inline distT="0" distB="0" distL="0" distR="0" wp14:anchorId="42370775" wp14:editId="3AEC1FC3">
             <wp:extent cx="3122008" cy="676104"/>
@@ -604,6 +590,9 @@
         <w:jc w:val="center"/>
       </w:pPr>
       <w:r>
+        <w:rPr>
+          <w:noProof/>
+        </w:rPr>
         <w:drawing>
           <wp:inline distT="0" distB="0" distL="0" distR="0" wp14:anchorId="08B36B11" wp14:editId="7C46F08B">
             <wp:extent cx="4883161" cy="2459589"/>
@@ -676,6 +665,9 @@
         <w:jc w:val="center"/>
       </w:pPr>
       <w:r>
+        <w:rPr>
+          <w:noProof/>
+        </w:rPr>
         <w:lastRenderedPageBreak/>
         <w:drawing>
           <wp:inline distT="0" distB="0" distL="0" distR="0" wp14:anchorId="49356F17" wp14:editId="0F3D4D48">
@@ -760,6 +752,9 @@
         <w:jc w:val="center"/>
       </w:pPr>
       <w:r>
+        <w:rPr>
+          <w:noProof/>
+        </w:rPr>
         <w:drawing>
           <wp:inline distT="0" distB="0" distL="0" distR="0" wp14:anchorId="3674834D" wp14:editId="015661D6">
             <wp:extent cx="5167831" cy="2210208"/>
@@ -843,10 +838,7 @@
         <w:t>” (</w:t>
       </w:r>
       <w:r>
-        <w:t>«В списке по иерархии»</w:t>
-      </w:r>
-      <w:r>
-        <w:t xml:space="preserve"> </w:t>
+        <w:t xml:space="preserve">«В списке по иерархии» </w:t>
       </w:r>
       <w:r>
         <w:t>не нашел</w:t>
@@ -867,6 +859,9 @@
         <w:jc w:val="center"/>
       </w:pPr>
       <w:r>
+        <w:rPr>
+          <w:noProof/>
+        </w:rPr>
         <w:drawing>
           <wp:inline distT="0" distB="0" distL="0" distR="0" wp14:anchorId="430719C9" wp14:editId="3454618C">
             <wp:extent cx="5686154" cy="1508001"/>
@@ -981,16 +976,10 @@
       </w:r>
       <w:proofErr w:type="spellEnd"/>
       <w:r>
-        <w:t xml:space="preserve">; </w:t>
-      </w:r>
-      <w:r>
-        <w:t>в каждой дате 4 показателя;</w:t>
-      </w:r>
-      <w:r>
-        <w:t xml:space="preserve"> </w:t>
-      </w:r>
-      <w:r>
-        <w:t>конечная дата берется до конца дня.</w:t>
+        <w:t>; в каждой дате 4 показателя;</w:t>
+      </w:r>
+      <w:r>
+        <w:t xml:space="preserve"> конечная дата берется до конца дня.</w:t>
       </w:r>
     </w:p>
     <w:p>
@@ -999,6 +988,9 @@
         <w:jc w:val="center"/>
       </w:pPr>
       <w:r>
+        <w:rPr>
+          <w:noProof/>
+        </w:rPr>
         <w:drawing>
           <wp:inline distT="0" distB="0" distL="0" distR="0" wp14:anchorId="180E2887" wp14:editId="74D611AE">
             <wp:extent cx="5490560" cy="1503668"/>
@@ -1062,13 +1054,871 @@
         <w:fldChar w:fldCharType="end"/>
       </w:r>
       <w:r>
-        <w:rPr>
-          <w:lang w:val="en-US"/>
-        </w:rPr>
         <w:t xml:space="preserve"> </w:t>
       </w:r>
       <w:r>
         <w:t>отчет1</w:t>
+      </w:r>
+    </w:p>
+    <w:p>
+      <w:pPr>
+        <w:ind w:firstLine="708"/>
+      </w:pPr>
+      <w:r>
+        <w:t>Для задания 2.1 создадим ещё один внешний отчет. Добавим набор данных</w:t>
+      </w:r>
+      <w:r>
+        <w:t xml:space="preserve"> -</w:t>
+      </w:r>
+      <w:r>
+        <w:t xml:space="preserve"> запрос. </w:t>
+      </w:r>
+      <w:r>
+        <w:t xml:space="preserve">В конструкторе </w:t>
+      </w:r>
+      <w:r>
+        <w:t xml:space="preserve">запросов составил следующий запрос, </w:t>
+      </w:r>
+    </w:p>
+    <w:p>
+      <w:pPr>
+        <w:keepNext/>
+        <w:jc w:val="center"/>
+      </w:pPr>
+      <w:r>
+        <w:drawing>
+          <wp:inline distT="0" distB="0" distL="0" distR="0" wp14:anchorId="1CDFDB7B" wp14:editId="2D0EE91E">
+            <wp:extent cx="5603027" cy="3164168"/>
+            <wp:effectExtent l="0" t="0" r="0" b="0"/>
+            <wp:docPr id="11" name="Рисунок 11"/>
+            <wp:cNvGraphicFramePr>
+              <a:graphicFrameLocks xmlns:a="http://schemas.openxmlformats.org/drawingml/2006/main" noChangeAspect="1"/>
+            </wp:cNvGraphicFramePr>
+            <a:graphic xmlns:a="http://schemas.openxmlformats.org/drawingml/2006/main">
+              <a:graphicData uri="http://schemas.openxmlformats.org/drawingml/2006/picture">
+                <pic:pic xmlns:pic="http://schemas.openxmlformats.org/drawingml/2006/picture">
+                  <pic:nvPicPr>
+                    <pic:cNvPr id="1" name=""/>
+                    <pic:cNvPicPr/>
+                  </pic:nvPicPr>
+                  <pic:blipFill>
+                    <a:blip r:embed="rId14"/>
+                    <a:stretch>
+                      <a:fillRect/>
+                    </a:stretch>
+                  </pic:blipFill>
+                  <pic:spPr>
+                    <a:xfrm>
+                      <a:off x="0" y="0"/>
+                      <a:ext cx="5607655" cy="3166781"/>
+                    </a:xfrm>
+                    <a:prstGeom prst="rect">
+                      <a:avLst/>
+                    </a:prstGeom>
+                  </pic:spPr>
+                </pic:pic>
+              </a:graphicData>
+            </a:graphic>
+          </wp:inline>
+        </w:drawing>
+      </w:r>
+    </w:p>
+    <w:p>
+      <w:pPr>
+        <w:pStyle w:val="a3"/>
+      </w:pPr>
+      <w:r>
+        <w:t xml:space="preserve">Рисунок </w:t>
+      </w:r>
+      <w:r>
+        <w:fldChar w:fldCharType="begin"/>
+      </w:r>
+      <w:r>
+        <w:instrText xml:space="preserve"> SEQ Рисунок \* ARABIC </w:instrText>
+      </w:r>
+      <w:r>
+        <w:fldChar w:fldCharType="separate"/>
+      </w:r>
+      <w:r>
+        <w:rPr>
+          <w:noProof/>
+        </w:rPr>
+        <w:t>11</w:t>
+      </w:r>
+      <w:r>
+        <w:fldChar w:fldCharType="end"/>
+      </w:r>
+      <w:r>
+        <w:t xml:space="preserve"> создание запроса в конструкторе</w:t>
+      </w:r>
+    </w:p>
+    <w:p>
+      <w:pPr>
+        <w:ind w:firstLine="708"/>
+      </w:pPr>
+      <w:r>
+        <w:t xml:space="preserve">Добавил параметры </w:t>
+      </w:r>
+      <w:proofErr w:type="spellStart"/>
+      <w:r>
+        <w:t>НачалоМесяца</w:t>
+      </w:r>
+      <w:proofErr w:type="spellEnd"/>
+      <w:r>
+        <w:t xml:space="preserve"> и </w:t>
+      </w:r>
+      <w:proofErr w:type="spellStart"/>
+      <w:r>
+        <w:t>КонецМесяца</w:t>
+      </w:r>
+      <w:proofErr w:type="spellEnd"/>
+      <w:r>
+        <w:t>.</w:t>
+      </w:r>
+      <w:r>
+        <w:t xml:space="preserve"> Так же переименовал поля</w:t>
+      </w:r>
+      <w:r>
+        <w:t>.</w:t>
+      </w:r>
+    </w:p>
+    <w:p>
+      <w:pPr>
+        <w:keepNext/>
+        <w:jc w:val="center"/>
+      </w:pPr>
+      <w:r>
+        <w:drawing>
+          <wp:inline distT="0" distB="0" distL="0" distR="0" wp14:anchorId="77D46F86" wp14:editId="41FE6407">
+            <wp:extent cx="5940425" cy="821690"/>
+            <wp:effectExtent l="0" t="0" r="3175" b="0"/>
+            <wp:docPr id="17" name="Рисунок 17"/>
+            <wp:cNvGraphicFramePr>
+              <a:graphicFrameLocks xmlns:a="http://schemas.openxmlformats.org/drawingml/2006/main" noChangeAspect="1"/>
+            </wp:cNvGraphicFramePr>
+            <a:graphic xmlns:a="http://schemas.openxmlformats.org/drawingml/2006/main">
+              <a:graphicData uri="http://schemas.openxmlformats.org/drawingml/2006/picture">
+                <pic:pic xmlns:pic="http://schemas.openxmlformats.org/drawingml/2006/picture">
+                  <pic:nvPicPr>
+                    <pic:cNvPr id="1" name=""/>
+                    <pic:cNvPicPr/>
+                  </pic:nvPicPr>
+                  <pic:blipFill>
+                    <a:blip r:embed="rId15"/>
+                    <a:stretch>
+                      <a:fillRect/>
+                    </a:stretch>
+                  </pic:blipFill>
+                  <pic:spPr>
+                    <a:xfrm>
+                      <a:off x="0" y="0"/>
+                      <a:ext cx="5940425" cy="821690"/>
+                    </a:xfrm>
+                    <a:prstGeom prst="rect">
+                      <a:avLst/>
+                    </a:prstGeom>
+                  </pic:spPr>
+                </pic:pic>
+              </a:graphicData>
+            </a:graphic>
+          </wp:inline>
+        </w:drawing>
+      </w:r>
+    </w:p>
+    <w:p>
+      <w:pPr>
+        <w:pStyle w:val="a3"/>
+      </w:pPr>
+      <w:r>
+        <w:t xml:space="preserve">Рисунок </w:t>
+      </w:r>
+      <w:r>
+        <w:fldChar w:fldCharType="begin"/>
+      </w:r>
+      <w:r>
+        <w:instrText xml:space="preserve"> SEQ Рисунок \* ARABIC </w:instrText>
+      </w:r>
+      <w:r>
+        <w:fldChar w:fldCharType="separate"/>
+      </w:r>
+      <w:r>
+        <w:rPr>
+          <w:noProof/>
+        </w:rPr>
+        <w:t>12</w:t>
+      </w:r>
+      <w:r>
+        <w:fldChar w:fldCharType="end"/>
+      </w:r>
+      <w:r>
+        <w:t xml:space="preserve"> запрос для отчета2.1</w:t>
+      </w:r>
+    </w:p>
+    <w:p>
+      <w:pPr>
+        <w:ind w:firstLine="708"/>
+      </w:pPr>
+      <w:r>
+        <w:t>Добавляю ресурсы.</w:t>
+      </w:r>
+    </w:p>
+    <w:p>
+      <w:pPr>
+        <w:keepNext/>
+        <w:jc w:val="center"/>
+      </w:pPr>
+      <w:r>
+        <w:rPr>
+          <w:b/>
+          <w:bCs/>
+        </w:rPr>
+        <w:lastRenderedPageBreak/>
+        <w:drawing>
+          <wp:inline distT="0" distB="0" distL="0" distR="0" wp14:anchorId="59C8842E" wp14:editId="13EF3263">
+            <wp:extent cx="5410446" cy="582396"/>
+            <wp:effectExtent l="0" t="0" r="0" b="8255"/>
+            <wp:docPr id="14" name="Рисунок 14"/>
+            <wp:cNvGraphicFramePr>
+              <a:graphicFrameLocks xmlns:a="http://schemas.openxmlformats.org/drawingml/2006/main" noChangeAspect="1"/>
+            </wp:cNvGraphicFramePr>
+            <a:graphic xmlns:a="http://schemas.openxmlformats.org/drawingml/2006/main">
+              <a:graphicData uri="http://schemas.openxmlformats.org/drawingml/2006/picture">
+                <pic:pic xmlns:pic="http://schemas.openxmlformats.org/drawingml/2006/picture">
+                  <pic:nvPicPr>
+                    <pic:cNvPr id="1" name=""/>
+                    <pic:cNvPicPr/>
+                  </pic:nvPicPr>
+                  <pic:blipFill>
+                    <a:blip r:embed="rId16"/>
+                    <a:stretch>
+                      <a:fillRect/>
+                    </a:stretch>
+                  </pic:blipFill>
+                  <pic:spPr>
+                    <a:xfrm>
+                      <a:off x="0" y="0"/>
+                      <a:ext cx="5416987" cy="583100"/>
+                    </a:xfrm>
+                    <a:prstGeom prst="rect">
+                      <a:avLst/>
+                    </a:prstGeom>
+                  </pic:spPr>
+                </pic:pic>
+              </a:graphicData>
+            </a:graphic>
+          </wp:inline>
+        </w:drawing>
+      </w:r>
+    </w:p>
+    <w:p>
+      <w:pPr>
+        <w:pStyle w:val="a3"/>
+        <w:rPr>
+          <w:noProof/>
+        </w:rPr>
+      </w:pPr>
+      <w:r>
+        <w:t xml:space="preserve">Рисунок </w:t>
+      </w:r>
+      <w:r>
+        <w:fldChar w:fldCharType="begin"/>
+      </w:r>
+      <w:r>
+        <w:instrText xml:space="preserve"> SEQ Рисунок \* ARABIC </w:instrText>
+      </w:r>
+      <w:r>
+        <w:fldChar w:fldCharType="separate"/>
+      </w:r>
+      <w:r>
+        <w:rPr>
+          <w:noProof/>
+        </w:rPr>
+        <w:t>13</w:t>
+      </w:r>
+      <w:r>
+        <w:fldChar w:fldCharType="end"/>
+      </w:r>
+      <w:r>
+        <w:t xml:space="preserve"> </w:t>
+      </w:r>
+      <w:r>
+        <w:t>ресурсы</w:t>
+      </w:r>
+      <w:r>
+        <w:t xml:space="preserve"> </w:t>
+      </w:r>
+      <w:r>
+        <w:t>для отчета2.1</w:t>
+      </w:r>
+      <w:r>
+        <w:rPr>
+          <w:noProof/>
+        </w:rPr>
+        <w:t xml:space="preserve"> </w:t>
+      </w:r>
+    </w:p>
+    <w:p>
+      <w:pPr>
+        <w:ind w:firstLine="708"/>
+      </w:pPr>
+      <w:r>
+        <w:t>В параметрах добавляю Год и Месяц</w:t>
+      </w:r>
+      <w:r>
+        <w:t xml:space="preserve">, тип данных число, для года длина </w:t>
+      </w:r>
+      <w:r>
+        <w:t>-</w:t>
+      </w:r>
+      <w:r>
+        <w:t xml:space="preserve"> 4, для месяца </w:t>
+      </w:r>
+      <w:r>
+        <w:t xml:space="preserve">- </w:t>
+      </w:r>
+      <w:r>
+        <w:t>2</w:t>
+      </w:r>
+      <w:r>
+        <w:t>, включаю в пользовательские настройки.</w:t>
+      </w:r>
+    </w:p>
+    <w:p>
+      <w:pPr>
+        <w:keepNext/>
+        <w:jc w:val="center"/>
+      </w:pPr>
+      <w:r>
+        <w:drawing>
+          <wp:inline distT="0" distB="0" distL="0" distR="0" wp14:anchorId="280CE677" wp14:editId="23D404A3">
+            <wp:extent cx="5901023" cy="732345"/>
+            <wp:effectExtent l="0" t="0" r="5080" b="0"/>
+            <wp:docPr id="19" name="Рисунок 19"/>
+            <wp:cNvGraphicFramePr>
+              <a:graphicFrameLocks xmlns:a="http://schemas.openxmlformats.org/drawingml/2006/main" noChangeAspect="1"/>
+            </wp:cNvGraphicFramePr>
+            <a:graphic xmlns:a="http://schemas.openxmlformats.org/drawingml/2006/main">
+              <a:graphicData uri="http://schemas.openxmlformats.org/drawingml/2006/picture">
+                <pic:pic xmlns:pic="http://schemas.openxmlformats.org/drawingml/2006/picture">
+                  <pic:nvPicPr>
+                    <pic:cNvPr id="1" name=""/>
+                    <pic:cNvPicPr/>
+                  </pic:nvPicPr>
+                  <pic:blipFill>
+                    <a:blip r:embed="rId17"/>
+                    <a:stretch>
+                      <a:fillRect/>
+                    </a:stretch>
+                  </pic:blipFill>
+                  <pic:spPr>
+                    <a:xfrm>
+                      <a:off x="0" y="0"/>
+                      <a:ext cx="5936502" cy="736748"/>
+                    </a:xfrm>
+                    <a:prstGeom prst="rect">
+                      <a:avLst/>
+                    </a:prstGeom>
+                  </pic:spPr>
+                </pic:pic>
+              </a:graphicData>
+            </a:graphic>
+          </wp:inline>
+        </w:drawing>
+      </w:r>
+    </w:p>
+    <w:p>
+      <w:pPr>
+        <w:pStyle w:val="a3"/>
+      </w:pPr>
+      <w:r>
+        <w:t xml:space="preserve">Рисунок </w:t>
+      </w:r>
+      <w:r>
+        <w:fldChar w:fldCharType="begin"/>
+      </w:r>
+      <w:r>
+        <w:instrText xml:space="preserve"> SEQ Рисунок \* ARABIC </w:instrText>
+      </w:r>
+      <w:r>
+        <w:fldChar w:fldCharType="separate"/>
+      </w:r>
+      <w:r>
+        <w:rPr>
+          <w:noProof/>
+        </w:rPr>
+        <w:t>14</w:t>
+      </w:r>
+      <w:r>
+        <w:fldChar w:fldCharType="end"/>
+      </w:r>
+      <w:r>
+        <w:t xml:space="preserve"> параметры </w:t>
+      </w:r>
+      <w:r>
+        <w:t>для отчета2.1</w:t>
+      </w:r>
+    </w:p>
+    <w:p>
+      <w:pPr>
+        <w:ind w:firstLine="708"/>
+      </w:pPr>
+      <w:r>
+        <w:t>В конструкторе компоновки данных добавляю указанные ниже поля.</w:t>
+      </w:r>
+    </w:p>
+    <w:p>
+      <w:pPr>
+        <w:keepNext/>
+        <w:jc w:val="center"/>
+      </w:pPr>
+      <w:r>
+        <w:drawing>
+          <wp:inline distT="0" distB="0" distL="0" distR="0" wp14:anchorId="1ACA333F" wp14:editId="07D15BA1">
+            <wp:extent cx="5940425" cy="1670685"/>
+            <wp:effectExtent l="0" t="0" r="3175" b="5715"/>
+            <wp:docPr id="20" name="Рисунок 20"/>
+            <wp:cNvGraphicFramePr>
+              <a:graphicFrameLocks xmlns:a="http://schemas.openxmlformats.org/drawingml/2006/main" noChangeAspect="1"/>
+            </wp:cNvGraphicFramePr>
+            <a:graphic xmlns:a="http://schemas.openxmlformats.org/drawingml/2006/main">
+              <a:graphicData uri="http://schemas.openxmlformats.org/drawingml/2006/picture">
+                <pic:pic xmlns:pic="http://schemas.openxmlformats.org/drawingml/2006/picture">
+                  <pic:nvPicPr>
+                    <pic:cNvPr id="1" name=""/>
+                    <pic:cNvPicPr/>
+                  </pic:nvPicPr>
+                  <pic:blipFill>
+                    <a:blip r:embed="rId18"/>
+                    <a:stretch>
+                      <a:fillRect/>
+                    </a:stretch>
+                  </pic:blipFill>
+                  <pic:spPr>
+                    <a:xfrm>
+                      <a:off x="0" y="0"/>
+                      <a:ext cx="5953254" cy="1674293"/>
+                    </a:xfrm>
+                    <a:prstGeom prst="rect">
+                      <a:avLst/>
+                    </a:prstGeom>
+                  </pic:spPr>
+                </pic:pic>
+              </a:graphicData>
+            </a:graphic>
+          </wp:inline>
+        </w:drawing>
+      </w:r>
+    </w:p>
+    <w:p>
+      <w:pPr>
+        <w:pStyle w:val="a3"/>
+      </w:pPr>
+      <w:r>
+        <w:t xml:space="preserve">Рисунок </w:t>
+      </w:r>
+      <w:r>
+        <w:fldChar w:fldCharType="begin"/>
+      </w:r>
+      <w:r>
+        <w:instrText xml:space="preserve"> SEQ Рисунок \* ARABIC </w:instrText>
+      </w:r>
+      <w:r>
+        <w:fldChar w:fldCharType="separate"/>
+      </w:r>
+      <w:r>
+        <w:rPr>
+          <w:noProof/>
+        </w:rPr>
+        <w:t>15</w:t>
+      </w:r>
+      <w:r>
+        <w:fldChar w:fldCharType="end"/>
+      </w:r>
+      <w:r>
+        <w:t xml:space="preserve"> </w:t>
+      </w:r>
+      <w:r>
+        <w:t>конструктор компоновки данных</w:t>
+      </w:r>
+      <w:r>
+        <w:rPr>
+          <w:noProof/>
+        </w:rPr>
+        <w:t xml:space="preserve"> отчета2.1</w:t>
+      </w:r>
+    </w:p>
+    <w:p>
+      <w:pPr>
+        <w:ind w:firstLine="708"/>
+      </w:pPr>
+      <w:r>
+        <w:t>Группировку ставлю по номенклатуре без иерархии.</w:t>
+      </w:r>
+    </w:p>
+    <w:p>
+      <w:pPr>
+        <w:keepNext/>
+        <w:jc w:val="center"/>
+      </w:pPr>
+      <w:r>
+        <w:drawing>
+          <wp:inline distT="0" distB="0" distL="0" distR="0" wp14:anchorId="25344C6E" wp14:editId="3A14B0CA">
+            <wp:extent cx="5940425" cy="1273175"/>
+            <wp:effectExtent l="0" t="0" r="3175" b="3175"/>
+            <wp:docPr id="22" name="Рисунок 22"/>
+            <wp:cNvGraphicFramePr>
+              <a:graphicFrameLocks xmlns:a="http://schemas.openxmlformats.org/drawingml/2006/main" noChangeAspect="1"/>
+            </wp:cNvGraphicFramePr>
+            <a:graphic xmlns:a="http://schemas.openxmlformats.org/drawingml/2006/main">
+              <a:graphicData uri="http://schemas.openxmlformats.org/drawingml/2006/picture">
+                <pic:pic xmlns:pic="http://schemas.openxmlformats.org/drawingml/2006/picture">
+                  <pic:nvPicPr>
+                    <pic:cNvPr id="1" name=""/>
+                    <pic:cNvPicPr/>
+                  </pic:nvPicPr>
+                  <pic:blipFill>
+                    <a:blip r:embed="rId19"/>
+                    <a:stretch>
+                      <a:fillRect/>
+                    </a:stretch>
+                  </pic:blipFill>
+                  <pic:spPr>
+                    <a:xfrm>
+                      <a:off x="0" y="0"/>
+                      <a:ext cx="5940425" cy="1273175"/>
+                    </a:xfrm>
+                    <a:prstGeom prst="rect">
+                      <a:avLst/>
+                    </a:prstGeom>
+                  </pic:spPr>
+                </pic:pic>
+              </a:graphicData>
+            </a:graphic>
+          </wp:inline>
+        </w:drawing>
+      </w:r>
+    </w:p>
+    <w:p>
+      <w:pPr>
+        <w:pStyle w:val="a3"/>
+      </w:pPr>
+      <w:r>
+        <w:t xml:space="preserve">Рисунок </w:t>
+      </w:r>
+      <w:r>
+        <w:fldChar w:fldCharType="begin"/>
+      </w:r>
+      <w:r>
+        <w:instrText xml:space="preserve"> SEQ Рисунок \* ARABIC </w:instrText>
+      </w:r>
+      <w:r>
+        <w:fldChar w:fldCharType="separate"/>
+      </w:r>
+      <w:r>
+        <w:rPr>
+          <w:noProof/>
+        </w:rPr>
+        <w:t>16</w:t>
+      </w:r>
+      <w:r>
+        <w:fldChar w:fldCharType="end"/>
+      </w:r>
+      <w:r>
+        <w:t xml:space="preserve"> </w:t>
+      </w:r>
+      <w:r>
+        <w:t>конструктор компоновки данных отчета2.1</w:t>
+      </w:r>
+    </w:p>
+    <w:p>
+      <w:pPr>
+        <w:ind w:firstLine="708"/>
+      </w:pPr>
+      <w:r>
+        <w:t xml:space="preserve">Ставлю отбор по номенклатуре. Так же </w:t>
+      </w:r>
+      <w:r>
+        <w:t>включаю в пользовательские настройки, как и параметры год и месяц.</w:t>
+      </w:r>
+    </w:p>
+    <w:p>
+      <w:pPr>
+        <w:keepNext/>
+      </w:pPr>
+      <w:r>
+        <w:drawing>
+          <wp:inline distT="0" distB="0" distL="0" distR="0" wp14:anchorId="6508D258" wp14:editId="698CB728">
+            <wp:extent cx="5940425" cy="771525"/>
+            <wp:effectExtent l="0" t="0" r="3175" b="9525"/>
+            <wp:docPr id="23" name="Рисунок 23"/>
+            <wp:cNvGraphicFramePr>
+              <a:graphicFrameLocks xmlns:a="http://schemas.openxmlformats.org/drawingml/2006/main" noChangeAspect="1"/>
+            </wp:cNvGraphicFramePr>
+            <a:graphic xmlns:a="http://schemas.openxmlformats.org/drawingml/2006/main">
+              <a:graphicData uri="http://schemas.openxmlformats.org/drawingml/2006/picture">
+                <pic:pic xmlns:pic="http://schemas.openxmlformats.org/drawingml/2006/picture">
+                  <pic:nvPicPr>
+                    <pic:cNvPr id="1" name=""/>
+                    <pic:cNvPicPr/>
+                  </pic:nvPicPr>
+                  <pic:blipFill>
+                    <a:blip r:embed="rId20"/>
+                    <a:stretch>
+                      <a:fillRect/>
+                    </a:stretch>
+                  </pic:blipFill>
+                  <pic:spPr>
+                    <a:xfrm>
+                      <a:off x="0" y="0"/>
+                      <a:ext cx="5940425" cy="771525"/>
+                    </a:xfrm>
+                    <a:prstGeom prst="rect">
+                      <a:avLst/>
+                    </a:prstGeom>
+                  </pic:spPr>
+                </pic:pic>
+              </a:graphicData>
+            </a:graphic>
+          </wp:inline>
+        </w:drawing>
+      </w:r>
+    </w:p>
+    <w:p>
+      <w:pPr>
+        <w:pStyle w:val="a3"/>
+      </w:pPr>
+      <w:r>
+        <w:t xml:space="preserve">Рисунок </w:t>
+      </w:r>
+      <w:r>
+        <w:fldChar w:fldCharType="begin"/>
+      </w:r>
+      <w:r>
+        <w:instrText xml:space="preserve"> SEQ Рисунок \* ARABIC </w:instrText>
+      </w:r>
+      <w:r>
+        <w:fldChar w:fldCharType="separate"/>
+      </w:r>
+      <w:r>
+        <w:rPr>
+          <w:noProof/>
+        </w:rPr>
+        <w:t>17</w:t>
+      </w:r>
+      <w:r>
+        <w:fldChar w:fldCharType="end"/>
+      </w:r>
+      <w:r>
+        <w:t xml:space="preserve"> отбор </w:t>
+      </w:r>
+      <w:r>
+        <w:t>отчета2.1</w:t>
+      </w:r>
+    </w:p>
+    <w:p>
+      <w:pPr>
+        <w:ind w:firstLine="708"/>
+      </w:pPr>
+      <w:r>
+        <w:lastRenderedPageBreak/>
+        <w:t xml:space="preserve">Также в модуле объекта напишем код, который при компоновке результата </w:t>
+      </w:r>
+      <w:r>
+        <w:t>будет выставлять значение начала и конца периода по параметрам месяца и года</w:t>
+      </w:r>
+      <w:r>
+        <w:t>, добавил проверку на наличие параметров</w:t>
+      </w:r>
+      <w:r>
+        <w:t>.</w:t>
+      </w:r>
+    </w:p>
+    <w:p>
+      <w:pPr>
+        <w:keepNext/>
+        <w:jc w:val="center"/>
+      </w:pPr>
+      <w:r>
+        <w:rPr>
+          <w:noProof/>
+        </w:rPr>
+        <w:drawing>
+          <wp:inline distT="0" distB="0" distL="0" distR="0" wp14:anchorId="2EBE4D9C" wp14:editId="09908B15">
+            <wp:extent cx="5891972" cy="3392863"/>
+            <wp:effectExtent l="0" t="0" r="0" b="0"/>
+            <wp:docPr id="26" name="Рисунок 26"/>
+            <wp:cNvGraphicFramePr>
+              <a:graphicFrameLocks xmlns:a="http://schemas.openxmlformats.org/drawingml/2006/main" noChangeAspect="1"/>
+            </wp:cNvGraphicFramePr>
+            <a:graphic xmlns:a="http://schemas.openxmlformats.org/drawingml/2006/main">
+              <a:graphicData uri="http://schemas.openxmlformats.org/drawingml/2006/picture">
+                <pic:pic xmlns:pic="http://schemas.openxmlformats.org/drawingml/2006/picture">
+                  <pic:nvPicPr>
+                    <pic:cNvPr id="0" name="Picture 1"/>
+                    <pic:cNvPicPr>
+                      <a:picLocks noChangeAspect="1" noChangeArrowheads="1"/>
+                    </pic:cNvPicPr>
+                  </pic:nvPicPr>
+                  <pic:blipFill>
+                    <a:blip r:embed="rId21">
+                      <a:extLst>
+                        <a:ext uri="{28A0092B-C50C-407E-A947-70E740481C1C}">
+                          <a14:useLocalDpi xmlns:a14="http://schemas.microsoft.com/office/drawing/2010/main" val="0"/>
+                        </a:ext>
+                      </a:extLst>
+                    </a:blip>
+                    <a:srcRect/>
+                    <a:stretch>
+                      <a:fillRect/>
+                    </a:stretch>
+                  </pic:blipFill>
+                  <pic:spPr bwMode="auto">
+                    <a:xfrm>
+                      <a:off x="0" y="0"/>
+                      <a:ext cx="5894900" cy="3394549"/>
+                    </a:xfrm>
+                    <a:prstGeom prst="rect">
+                      <a:avLst/>
+                    </a:prstGeom>
+                    <a:noFill/>
+                    <a:ln>
+                      <a:noFill/>
+                    </a:ln>
+                  </pic:spPr>
+                </pic:pic>
+              </a:graphicData>
+            </a:graphic>
+          </wp:inline>
+        </w:drawing>
+      </w:r>
+    </w:p>
+    <w:p>
+      <w:pPr>
+        <w:pStyle w:val="a3"/>
+      </w:pPr>
+      <w:r>
+        <w:t xml:space="preserve">Рисунок </w:t>
+      </w:r>
+      <w:r>
+        <w:fldChar w:fldCharType="begin"/>
+      </w:r>
+      <w:r>
+        <w:instrText xml:space="preserve"> SEQ Рисунок \* ARABIC </w:instrText>
+      </w:r>
+      <w:r>
+        <w:fldChar w:fldCharType="separate"/>
+      </w:r>
+      <w:r>
+        <w:rPr>
+          <w:noProof/>
+        </w:rPr>
+        <w:t>18</w:t>
+      </w:r>
+      <w:r>
+        <w:fldChar w:fldCharType="end"/>
+      </w:r>
+      <w:r>
+        <w:t xml:space="preserve"> модуль объекта отчета2.1</w:t>
+      </w:r>
+    </w:p>
+    <w:p>
+      <w:pPr>
+        <w:ind w:firstLine="708"/>
+      </w:pPr>
+      <w:r>
+        <w:t xml:space="preserve">Проверим </w:t>
+      </w:r>
+      <w:r>
+        <w:t>работу отчета, как видно</w:t>
+      </w:r>
+      <w:r>
+        <w:t xml:space="preserve"> выводится начальный и </w:t>
+      </w:r>
+      <w:r>
+        <w:t>конечный остаток для выбранных номенклатур по указанным параметрам</w:t>
+      </w:r>
+      <w:r>
+        <w:t>.</w:t>
+      </w:r>
+    </w:p>
+    <w:p>
+      <w:pPr>
+        <w:pStyle w:val="a3"/>
+        <w:keepNext/>
+      </w:pPr>
+      <w:r>
+        <w:rPr>
+          <w:b/>
+          <w:bCs/>
+        </w:rPr>
+        <w:drawing>
+          <wp:inline distT="0" distB="0" distL="0" distR="0" wp14:anchorId="64123077" wp14:editId="3C6A6A3C">
+            <wp:extent cx="5940425" cy="2020570"/>
+            <wp:effectExtent l="0" t="0" r="3175" b="0"/>
+            <wp:docPr id="25" name="Рисунок 25"/>
+            <wp:cNvGraphicFramePr>
+              <a:graphicFrameLocks xmlns:a="http://schemas.openxmlformats.org/drawingml/2006/main" noChangeAspect="1"/>
+            </wp:cNvGraphicFramePr>
+            <a:graphic xmlns:a="http://schemas.openxmlformats.org/drawingml/2006/main">
+              <a:graphicData uri="http://schemas.openxmlformats.org/drawingml/2006/picture">
+                <pic:pic xmlns:pic="http://schemas.openxmlformats.org/drawingml/2006/picture">
+                  <pic:nvPicPr>
+                    <pic:cNvPr id="1" name=""/>
+                    <pic:cNvPicPr/>
+                  </pic:nvPicPr>
+                  <pic:blipFill>
+                    <a:blip r:embed="rId22"/>
+                    <a:stretch>
+                      <a:fillRect/>
+                    </a:stretch>
+                  </pic:blipFill>
+                  <pic:spPr>
+                    <a:xfrm>
+                      <a:off x="0" y="0"/>
+                      <a:ext cx="5940425" cy="2020570"/>
+                    </a:xfrm>
+                    <a:prstGeom prst="rect">
+                      <a:avLst/>
+                    </a:prstGeom>
+                  </pic:spPr>
+                </pic:pic>
+              </a:graphicData>
+            </a:graphic>
+          </wp:inline>
+        </w:drawing>
+      </w:r>
+    </w:p>
+    <w:p>
+      <w:pPr>
+        <w:pStyle w:val="a3"/>
+        <w:rPr>
+          <w:b/>
+          <w:bCs/>
+        </w:rPr>
+      </w:pPr>
+      <w:r>
+        <w:t xml:space="preserve">Рисунок </w:t>
+      </w:r>
+      <w:r>
+        <w:fldChar w:fldCharType="begin"/>
+      </w:r>
+      <w:r>
+        <w:instrText xml:space="preserve"> SEQ Рисунок \* ARABIC </w:instrText>
+      </w:r>
+      <w:r>
+        <w:fldChar w:fldCharType="separate"/>
+      </w:r>
+      <w:r>
+        <w:rPr>
+          <w:noProof/>
+        </w:rPr>
+        <w:t>19</w:t>
+      </w:r>
+      <w:r>
+        <w:fldChar w:fldCharType="end"/>
+      </w:r>
+      <w:r>
+        <w:t xml:space="preserve"> работа отчета2.1</w:t>
       </w:r>
     </w:p>
     <w:sectPr>
@@ -1693,6 +2543,7 @@
   <w:style w:type="character" w:default="1" w:styleId="a0">
     <w:name w:val="Default Paragraph Font"/>
     <w:uiPriority w:val="1"/>
+    <w:semiHidden/>
     <w:unhideWhenUsed/>
   </w:style>
   <w:style w:type="table" w:default="1" w:styleId="a1">

--- a/Практика/4/Отчёт ПР4 ВПК8 Карасенко.docx
+++ b/Практика/4/Отчёт ПР4 ВПК8 Карасенко.docx
@@ -4,10 +4,506 @@
   <w:body>
     <w:p>
       <w:pPr>
+        <w:suppressLineNumbers/>
+        <w:ind w:firstLine="567"/>
+        <w:jc w:val="center"/>
+        <w:rPr>
+          <w:rFonts w:eastAsia="Calibri"/>
+          <w:color w:val="000000"/>
+          <w:szCs w:val="28"/>
+        </w:rPr>
+      </w:pPr>
+      <w:bookmarkStart w:id="0" w:name="_Hlk217664627"/>
+      <w:bookmarkEnd w:id="0"/>
+      <w:r>
+        <w:rPr>
+          <w:rFonts w:eastAsia="Calibri"/>
+          <w:color w:val="000000"/>
+          <w:szCs w:val="28"/>
+        </w:rPr>
+        <w:t>Министерство науки и высшего образования Российской Федерации</w:t>
+      </w:r>
+      <w:r>
+        <w:rPr>
+          <w:rFonts w:eastAsia="Calibri"/>
+          <w:color w:val="000000"/>
+          <w:szCs w:val="28"/>
+        </w:rPr>
+        <w:br/>
+        <w:t>Федеральное государственное автономное образовательное</w:t>
+      </w:r>
+      <w:r>
+        <w:rPr>
+          <w:rFonts w:eastAsia="Calibri"/>
+          <w:color w:val="000000"/>
+          <w:szCs w:val="28"/>
+        </w:rPr>
+        <w:br/>
+        <w:t>учреждение высшего образования</w:t>
+      </w:r>
+      <w:r>
+        <w:rPr>
+          <w:rFonts w:eastAsia="Calibri"/>
+          <w:color w:val="000000"/>
+          <w:szCs w:val="28"/>
+        </w:rPr>
+        <w:br/>
+        <w:t>«ЮЖНЫЙ ФЕДЕРАЛЬНЫЙ УНИВЕРСИТЕТ»</w:t>
+      </w:r>
+      <w:r>
+        <w:rPr>
+          <w:rFonts w:eastAsia="Calibri"/>
+          <w:color w:val="000000"/>
+          <w:szCs w:val="28"/>
+        </w:rPr>
+        <w:br/>
+        <w:t>(ФГАОУ ВО «ЮФУ»)</w:t>
+      </w:r>
+    </w:p>
+    <w:p>
+      <w:pPr>
+        <w:suppressLineNumbers/>
+        <w:spacing w:before="240"/>
+        <w:ind w:firstLine="567"/>
+        <w:jc w:val="center"/>
+        <w:rPr>
+          <w:rFonts w:eastAsia="Calibri"/>
+          <w:color w:val="000000"/>
+          <w:szCs w:val="28"/>
+        </w:rPr>
+      </w:pPr>
+      <w:r>
+        <w:rPr>
+          <w:rFonts w:eastAsia="Calibri"/>
+          <w:color w:val="000000"/>
+          <w:szCs w:val="28"/>
+        </w:rPr>
+        <w:t>Институт компьютерных технологий и информационной безопасности</w:t>
+      </w:r>
+    </w:p>
+    <w:p>
+      <w:pPr>
+        <w:pStyle w:val="ae"/>
+        <w:spacing w:after="140"/>
+        <w:rPr>
+          <w:rFonts w:cs="Times New Roman"/>
+          <w:szCs w:val="24"/>
+        </w:rPr>
+      </w:pPr>
+      <w:r>
+        <w:rPr>
+          <w:rFonts w:cs="Times New Roman"/>
+        </w:rPr>
+        <w:t>Кафедра системного анализа и телекоммуникаций</w:t>
+      </w:r>
+    </w:p>
+    <w:p>
+      <w:pPr>
+        <w:suppressLineNumbers/>
+        <w:spacing w:before="1600"/>
+        <w:ind w:firstLine="567"/>
+        <w:jc w:val="center"/>
+        <w:rPr>
+          <w:rFonts w:eastAsia="Calibri"/>
+          <w:color w:val="000000"/>
+          <w:szCs w:val="36"/>
+        </w:rPr>
+      </w:pPr>
+      <w:r>
+        <w:rPr>
+          <w:rFonts w:eastAsia="Calibri"/>
+          <w:color w:val="000000"/>
+          <w:szCs w:val="36"/>
+        </w:rPr>
+        <w:t xml:space="preserve">ОТЧЕТ </w:t>
+      </w:r>
+    </w:p>
+    <w:p>
+      <w:pPr>
+        <w:suppressLineNumbers/>
+        <w:ind w:firstLine="567"/>
+        <w:jc w:val="center"/>
+        <w:rPr>
+          <w:rFonts w:eastAsia="Calibri"/>
+          <w:color w:val="000000"/>
+          <w:szCs w:val="36"/>
+          <w:lang w:val="en-US"/>
+        </w:rPr>
+      </w:pPr>
+      <w:r>
+        <w:rPr>
+          <w:rFonts w:eastAsia="Calibri"/>
+          <w:color w:val="000000"/>
+          <w:szCs w:val="36"/>
+        </w:rPr>
+        <w:t>ПО ПРАКТИЧЕСКОЙ РАБОТЕ №</w:t>
+      </w:r>
+      <w:r>
+        <w:rPr>
+          <w:rFonts w:eastAsia="Calibri"/>
+          <w:color w:val="000000"/>
+          <w:szCs w:val="36"/>
+        </w:rPr>
+        <w:t>4</w:t>
+      </w:r>
+    </w:p>
+    <w:p>
+      <w:pPr>
+        <w:suppressLineNumbers/>
+        <w:ind w:firstLine="567"/>
+        <w:jc w:val="center"/>
+        <w:rPr>
+          <w:rFonts w:eastAsia="Calibri"/>
+          <w:color w:val="000000"/>
+          <w:szCs w:val="36"/>
+        </w:rPr>
+      </w:pPr>
+      <w:r>
+        <w:rPr>
+          <w:rFonts w:eastAsia="Calibri"/>
+          <w:color w:val="000000"/>
+          <w:szCs w:val="36"/>
+        </w:rPr>
+        <w:t xml:space="preserve">по дисциплине </w:t>
+      </w:r>
+    </w:p>
+    <w:p>
+      <w:pPr>
+        <w:suppressLineNumbers/>
+        <w:ind w:firstLine="567"/>
+        <w:jc w:val="center"/>
+        <w:rPr>
+          <w:rFonts w:eastAsia="Calibri"/>
+          <w:b/>
+          <w:bCs/>
+          <w:color w:val="000000"/>
+          <w:szCs w:val="36"/>
+        </w:rPr>
+      </w:pPr>
+      <w:r>
+        <w:rPr>
+          <w:rFonts w:eastAsia="Calibri"/>
+          <w:b/>
+          <w:bCs/>
+          <w:color w:val="000000"/>
+          <w:szCs w:val="36"/>
+        </w:rPr>
+        <w:t>ВПК-8</w:t>
+      </w:r>
+    </w:p>
+    <w:p>
+      <w:pPr>
+        <w:suppressLineNumbers/>
+        <w:ind w:firstLine="567"/>
+        <w:jc w:val="center"/>
+        <w:rPr>
+          <w:rFonts w:eastAsia="Calibri"/>
+          <w:color w:val="000000"/>
+          <w:szCs w:val="28"/>
+        </w:rPr>
+      </w:pPr>
+    </w:p>
+    <w:p>
+      <w:pPr>
+        <w:keepLines/>
+        <w:suppressLineNumbers/>
+        <w:spacing w:before="2000"/>
+        <w:rPr>
+          <w:rFonts w:eastAsia="Calibri"/>
+          <w:color w:val="000000"/>
+          <w:szCs w:val="28"/>
+        </w:rPr>
+      </w:pPr>
+      <w:r>
+        <w:rPr>
+          <w:rFonts w:eastAsia="Calibri"/>
+          <w:color w:val="000000"/>
+          <w:szCs w:val="28"/>
+        </w:rPr>
+        <w:t>Выполнили</w:t>
+      </w:r>
+    </w:p>
+    <w:p>
+      <w:pPr>
+        <w:keepLines/>
+        <w:suppressLineNumbers/>
+        <w:spacing w:before="120"/>
+        <w:rPr>
+          <w:rFonts w:eastAsia="Calibri"/>
+          <w:color w:val="000000"/>
+          <w:szCs w:val="28"/>
+        </w:rPr>
+      </w:pPr>
+      <w:r>
+        <w:rPr>
+          <w:rFonts w:eastAsia="Calibri"/>
+          <w:color w:val="000000"/>
+          <w:szCs w:val="28"/>
+        </w:rPr>
+        <w:t>Студент группы КТбо4-2</w:t>
+      </w:r>
+      <w:r>
+        <w:rPr>
+          <w:rFonts w:eastAsia="Calibri"/>
+          <w:color w:val="000000"/>
+          <w:szCs w:val="28"/>
+        </w:rPr>
+        <w:ptab w:relativeTo="margin" w:alignment="center" w:leader="none"/>
+      </w:r>
+      <w:r>
+        <w:rPr>
+          <w:rFonts w:eastAsia="Calibri"/>
+          <w:color w:val="000000"/>
+          <w:szCs w:val="28"/>
+        </w:rPr>
+        <w:t xml:space="preserve"> ___________ </w:t>
+      </w:r>
+      <w:r>
+        <w:rPr>
+          <w:rFonts w:eastAsia="Calibri"/>
+          <w:color w:val="000000"/>
+          <w:szCs w:val="28"/>
+        </w:rPr>
+        <w:ptab w:relativeTo="margin" w:alignment="right" w:leader="none"/>
+      </w:r>
+      <w:r>
+        <w:rPr>
+          <w:rFonts w:eastAsia="Calibri"/>
+          <w:color w:val="000000"/>
+          <w:szCs w:val="28"/>
+        </w:rPr>
+        <w:t xml:space="preserve">Д. Д. Карасенко </w:t>
+      </w:r>
+    </w:p>
+    <w:p>
+      <w:pPr>
+        <w:keepLines/>
+        <w:suppressLineNumbers/>
+        <w:spacing w:before="360"/>
+        <w:rPr>
+          <w:rFonts w:eastAsia="Calibri"/>
+          <w:color w:val="000000"/>
+          <w:szCs w:val="28"/>
+        </w:rPr>
+      </w:pPr>
+      <w:r>
+        <w:rPr>
+          <w:rFonts w:eastAsia="Calibri"/>
+          <w:color w:val="000000"/>
+          <w:szCs w:val="28"/>
+        </w:rPr>
+        <w:t>Принял</w:t>
+      </w:r>
+      <w:r>
+        <w:rPr>
+          <w:rFonts w:eastAsia="Calibri"/>
+          <w:color w:val="000000"/>
+          <w:szCs w:val="28"/>
+        </w:rPr>
+        <w:br/>
+      </w:r>
+      <w:r>
+        <w:rPr>
+          <w:rFonts w:eastAsia="Times New Roman"/>
+          <w:szCs w:val="28"/>
+        </w:rPr>
+        <w:t xml:space="preserve">Ассистент каф. САиТ </w:t>
+      </w:r>
+      <w:r>
+        <w:rPr>
+          <w:rFonts w:eastAsia="Times New Roman"/>
+          <w:szCs w:val="28"/>
+        </w:rPr>
+        <w:tab/>
+      </w:r>
+      <w:r>
+        <w:rPr>
+          <w:rFonts w:eastAsia="Times New Roman"/>
+          <w:szCs w:val="28"/>
+        </w:rPr>
+        <w:tab/>
+        <w:t xml:space="preserve">     </w:t>
+      </w:r>
+      <w:r>
+        <w:rPr>
+          <w:rFonts w:eastAsia="Calibri"/>
+          <w:color w:val="000000"/>
+          <w:szCs w:val="28"/>
+        </w:rPr>
+        <w:t xml:space="preserve">___________ </w:t>
+      </w:r>
+      <w:r>
+        <w:rPr>
+          <w:rFonts w:eastAsia="Calibri"/>
+          <w:color w:val="000000"/>
+          <w:szCs w:val="28"/>
+        </w:rPr>
+        <w:ptab w:relativeTo="margin" w:alignment="right" w:leader="none"/>
+      </w:r>
+      <w:r>
+        <w:rPr>
+          <w:rFonts w:eastAsia="Calibri"/>
+          <w:color w:val="000000"/>
+          <w:szCs w:val="28"/>
+        </w:rPr>
+        <w:t>А. Ю.</w:t>
+      </w:r>
+      <w:r>
+        <w:t xml:space="preserve"> </w:t>
+      </w:r>
+      <w:r>
+        <w:rPr>
+          <w:rFonts w:eastAsia="Calibri"/>
+          <w:color w:val="000000"/>
+          <w:szCs w:val="28"/>
+        </w:rPr>
+        <w:t>Борисов</w:t>
+      </w:r>
+    </w:p>
+    <w:p>
+      <w:pPr>
+        <w:suppressLineNumbers/>
+        <w:spacing w:before="3000"/>
+        <w:ind w:firstLine="567"/>
+        <w:jc w:val="center"/>
+        <w:rPr>
+          <w:rFonts w:eastAsia="Calibri"/>
+          <w:color w:val="000000"/>
+          <w:szCs w:val="28"/>
+        </w:rPr>
+      </w:pPr>
+      <w:r>
+        <w:rPr>
+          <w:rFonts w:eastAsia="Calibri"/>
+          <w:color w:val="000000"/>
+          <w:szCs w:val="28"/>
+        </w:rPr>
+        <w:t>Таганрог 2026</w:t>
+      </w:r>
+    </w:p>
+    <w:p>
+      <w:pPr>
+        <w:pStyle w:val="1"/>
+      </w:pPr>
+      <w:r>
+        <w:t>Цель работы</w:t>
+      </w:r>
+    </w:p>
+    <w:p>
+      <w:pPr>
         <w:ind w:firstLine="708"/>
       </w:pPr>
-      <w:bookmarkStart w:id="0" w:name="_Hlk243089608"/>
-      <w:bookmarkEnd w:id="0"/>
+      <w:r>
+        <w:t>Задача 1 Разработать отчет, который выводит остатки и обороты по дням на заданный период</w:t>
+      </w:r>
+      <w:r>
+        <w:t>.</w:t>
+      </w:r>
+    </w:p>
+    <w:p>
+      <w:pPr>
+        <w:ind w:firstLine="708"/>
+      </w:pPr>
+      <w:r>
+        <w:t>Задача 2.1 Описание задачи</w:t>
+      </w:r>
+      <w:proofErr w:type="gramStart"/>
+      <w:r>
+        <w:t>: Разработать</w:t>
+      </w:r>
+      <w:proofErr w:type="gramEnd"/>
+      <w:r>
+        <w:t xml:space="preserve"> отчет, который позволяет пользователю получать данные об остатках номенклатуры на начало и конец выбранного месяца. Параметры: Пользователь выбирает «Год» и «Месяц». Период</w:t>
+      </w:r>
+      <w:proofErr w:type="gramStart"/>
+      <w:r>
+        <w:t>: Если</w:t>
+      </w:r>
+      <w:proofErr w:type="gramEnd"/>
+      <w:r>
+        <w:t xml:space="preserve"> выбран июль, отчет должен выводить остатки на 01.07 (00:00:00) и на 31.07 (23:59:59). Источник данных: </w:t>
+      </w:r>
+      <w:proofErr w:type="spellStart"/>
+      <w:r>
+        <w:t>РегистрНакопления.Запасы.ОстаткиИОбороты</w:t>
+      </w:r>
+      <w:proofErr w:type="spellEnd"/>
+    </w:p>
+    <w:p>
+      <w:pPr>
+        <w:ind w:firstLine="708"/>
+      </w:pPr>
+    </w:p>
+    <w:p>
+      <w:pPr>
+        <w:ind w:firstLine="708"/>
+      </w:pPr>
+      <w:r>
+        <w:t>Задача 2.2 * Описание задачи</w:t>
+      </w:r>
+      <w:proofErr w:type="gramStart"/>
+      <w:r>
+        <w:t>: Модернизировать</w:t>
+      </w:r>
+      <w:proofErr w:type="gramEnd"/>
+      <w:r>
+        <w:t xml:space="preserve"> отчет из Задачи 3.1, добавив в него колонки с объемами продаж номенклатуры за выбранный (текущий) месяц и за месяц, предшествующий ему. Пример: при выборе июля в отчете должны отображаться продажи за июль и за июнь. Источник данных: </w:t>
+      </w:r>
+      <w:proofErr w:type="spellStart"/>
+      <w:r>
+        <w:t>РегистрНакопления.Продажи.Обороты</w:t>
+      </w:r>
+      <w:proofErr w:type="spellEnd"/>
+    </w:p>
+    <w:p>
+      <w:pPr>
+        <w:ind w:firstLine="708"/>
+      </w:pPr>
+    </w:p>
+    <w:p>
+      <w:pPr>
+        <w:ind w:firstLine="708"/>
+      </w:pPr>
+      <w:r>
+        <w:t>Задача 2.3** Описание задачи</w:t>
+      </w:r>
+      <w:proofErr w:type="gramStart"/>
+      <w:r>
+        <w:t>: Доработать</w:t>
+      </w:r>
+      <w:proofErr w:type="gramEnd"/>
+      <w:r>
+        <w:t xml:space="preserve"> отчет для анализа динамики продаж и автоматического расчета объема необходимых закупок. Условия и логика: Сравнение периодов: Система должна сравнить продажи выбранного месяца с продажами предыдущего </w:t>
+      </w:r>
+      <w:proofErr w:type="gramStart"/>
+      <w:r>
+        <w:t>месяца .Условие</w:t>
+      </w:r>
+      <w:proofErr w:type="gramEnd"/>
+      <w:r>
+        <w:t xml:space="preserve"> роста: Если объем продаж в текущем месяце вырос по сравнению с прошлым, рассчитывается колонка «Рекомендуем закупить». Формула расчета: Количество последней закупки * 1.05 (увеличение на 5%). Если роста продаж нет, расчет не требуется. Источник данных для закупок: Регистр накопления Закупки (для получения количества по последней поставке).</w:t>
+      </w:r>
+    </w:p>
+    <w:p>
+      <w:pPr>
+        <w:ind w:firstLine="708"/>
+      </w:pPr>
+      <w:r>
+        <w:t>Задача 3 Разработать расшифровку в отчете из задачи 2, при нажатии на номенклатуру должен открыться отчет, в котором указан запас данной номенклатуры на текущую дату</w:t>
+      </w:r>
+    </w:p>
+    <w:p>
+      <w:pPr>
+        <w:pStyle w:val="1"/>
+      </w:pPr>
+      <w:r>
+        <w:t>Ход работы</w:t>
+      </w:r>
+    </w:p>
+    <w:p>
+      <w:pPr>
+        <w:ind w:firstLine="708"/>
+      </w:pPr>
       <w:r>
         <w:t xml:space="preserve">Создаём </w:t>
       </w:r>
@@ -18,17 +514,16 @@
         <w:t>онфигуратор → Файл → Новый → Внешний отчет</w:t>
       </w:r>
       <w:r>
-        <w:t xml:space="preserve">) и сохраняем его с форматом </w:t>
-      </w:r>
-      <w:r>
-        <w:t>.</w:t>
-      </w:r>
-      <w:r>
-        <w:rPr>
-          <w:lang w:val="en-US"/>
-        </w:rPr>
+        <w:t xml:space="preserve">) и сохраняем его с </w:t>
+      </w:r>
+      <w:r>
+        <w:t xml:space="preserve">форматом. </w:t>
+      </w:r>
+      <w:proofErr w:type="spellStart"/>
+      <w:r>
         <w:t>erf</w:t>
       </w:r>
+      <w:proofErr w:type="spellEnd"/>
     </w:p>
     <w:p>
       <w:pPr>
@@ -336,12 +831,17 @@
         <w:t xml:space="preserve"> </w:t>
       </w:r>
       <w:proofErr w:type="spellStart"/>
+      <w:proofErr w:type="gramStart"/>
       <w:r>
         <w:t>КонецПериода</w:t>
       </w:r>
       <w:proofErr w:type="spellEnd"/>
       <w:r>
-        <w:t>(&amp;</w:t>
+        <w:t>(</w:t>
+      </w:r>
+      <w:proofErr w:type="gramEnd"/>
+      <w:r>
+        <w:t>&amp;</w:t>
       </w:r>
       <w:proofErr w:type="spellStart"/>
       <w:r>
@@ -1086,6 +1586,9 @@
         <w:jc w:val="center"/>
       </w:pPr>
       <w:r>
+        <w:rPr>
+          <w:noProof/>
+        </w:rPr>
         <w:drawing>
           <wp:inline distT="0" distB="0" distL="0" distR="0" wp14:anchorId="1CDFDB7B" wp14:editId="2D0EE91E">
             <wp:extent cx="5603027" cy="3164168"/>
@@ -1188,6 +1691,9 @@
         <w:jc w:val="center"/>
       </w:pPr>
       <w:r>
+        <w:rPr>
+          <w:noProof/>
+        </w:rPr>
         <w:drawing>
           <wp:inline distT="0" distB="0" distL="0" distR="0" wp14:anchorId="77D46F86" wp14:editId="41FE6407">
             <wp:extent cx="5940425" cy="821690"/>
@@ -1271,6 +1777,7 @@
         <w:rPr>
           <w:b/>
           <w:bCs/>
+          <w:noProof/>
         </w:rPr>
         <w:lastRenderedPageBreak/>
         <w:drawing>
@@ -1339,13 +1846,7 @@
         <w:fldChar w:fldCharType="end"/>
       </w:r>
       <w:r>
-        <w:t xml:space="preserve"> </w:t>
-      </w:r>
-      <w:r>
-        <w:t>ресурсы</w:t>
-      </w:r>
-      <w:r>
-        <w:t xml:space="preserve"> </w:t>
+        <w:t xml:space="preserve"> ресурсы </w:t>
       </w:r>
       <w:r>
         <w:t>для отчета2.1</w:t>
@@ -1389,6 +1890,9 @@
         <w:jc w:val="center"/>
       </w:pPr>
       <w:r>
+        <w:rPr>
+          <w:noProof/>
+        </w:rPr>
         <w:drawing>
           <wp:inline distT="0" distB="0" distL="0" distR="0" wp14:anchorId="280CE677" wp14:editId="23D404A3">
             <wp:extent cx="5901023" cy="732345"/>
@@ -1472,6 +1976,9 @@
         <w:jc w:val="center"/>
       </w:pPr>
       <w:r>
+        <w:rPr>
+          <w:noProof/>
+        </w:rPr>
         <w:drawing>
           <wp:inline distT="0" distB="0" distL="0" distR="0" wp14:anchorId="1ACA333F" wp14:editId="07D15BA1">
             <wp:extent cx="5940425" cy="1670685"/>
@@ -1561,6 +2068,9 @@
         <w:jc w:val="center"/>
       </w:pPr>
       <w:r>
+        <w:rPr>
+          <w:noProof/>
+        </w:rPr>
         <w:drawing>
           <wp:inline distT="0" distB="0" distL="0" distR="0" wp14:anchorId="25344C6E" wp14:editId="3A14B0CA">
             <wp:extent cx="5940425" cy="1273175"/>
@@ -1646,6 +2156,9 @@
         <w:keepNext/>
       </w:pPr>
       <w:r>
+        <w:rPr>
+          <w:noProof/>
+        </w:rPr>
         <w:drawing>
           <wp:inline distT="0" distB="0" distL="0" distR="0" wp14:anchorId="6508D258" wp14:editId="698CB728">
             <wp:extent cx="5940425" cy="771525"/>
@@ -1743,9 +2256,9 @@
           <w:noProof/>
         </w:rPr>
         <w:drawing>
-          <wp:inline distT="0" distB="0" distL="0" distR="0" wp14:anchorId="2EBE4D9C" wp14:editId="09908B15">
-            <wp:extent cx="5891972" cy="3392863"/>
-            <wp:effectExtent l="0" t="0" r="0" b="0"/>
+          <wp:inline distT="0" distB="0" distL="0" distR="0" wp14:anchorId="2EBE4D9C" wp14:editId="7F6C62C9">
+            <wp:extent cx="5691773" cy="3277579"/>
+            <wp:effectExtent l="0" t="0" r="4445" b="0"/>
             <wp:docPr id="26" name="Рисунок 26"/>
             <wp:cNvGraphicFramePr>
               <a:graphicFrameLocks xmlns:a="http://schemas.openxmlformats.org/drawingml/2006/main" noChangeAspect="1"/>
@@ -1775,7 +2288,7 @@
                   <pic:spPr bwMode="auto">
                     <a:xfrm>
                       <a:off x="0" y="0"/>
-                      <a:ext cx="5894900" cy="3394549"/>
+                      <a:ext cx="5696235" cy="3280148"/>
                     </a:xfrm>
                     <a:prstGeom prst="rect">
                       <a:avLst/>
@@ -1850,11 +2363,12 @@
         <w:rPr>
           <w:b/>
           <w:bCs/>
+          <w:noProof/>
         </w:rPr>
         <w:drawing>
-          <wp:inline distT="0" distB="0" distL="0" distR="0" wp14:anchorId="64123077" wp14:editId="3C6A6A3C">
-            <wp:extent cx="5940425" cy="2020570"/>
-            <wp:effectExtent l="0" t="0" r="3175" b="0"/>
+          <wp:inline distT="0" distB="0" distL="0" distR="0" wp14:anchorId="64123077" wp14:editId="43EC11BE">
+            <wp:extent cx="5672213" cy="1929341"/>
+            <wp:effectExtent l="0" t="0" r="5080" b="0"/>
             <wp:docPr id="25" name="Рисунок 25"/>
             <wp:cNvGraphicFramePr>
               <a:graphicFrameLocks xmlns:a="http://schemas.openxmlformats.org/drawingml/2006/main" noChangeAspect="1"/>
@@ -1875,7 +2389,7 @@
                   <pic:spPr>
                     <a:xfrm>
                       <a:off x="0" y="0"/>
-                      <a:ext cx="5940425" cy="2020570"/>
+                      <a:ext cx="5675586" cy="1930488"/>
                     </a:xfrm>
                     <a:prstGeom prst="rect">
                       <a:avLst/>
@@ -1891,10 +2405,6 @@
     <w:p>
       <w:pPr>
         <w:pStyle w:val="a3"/>
-        <w:rPr>
-          <w:b/>
-          <w:bCs/>
-        </w:rPr>
       </w:pPr>
       <w:r>
         <w:t xml:space="preserve">Рисунок </w:t>
@@ -1920,6 +2430,1550 @@
       <w:r>
         <w:t xml:space="preserve"> работа отчета2.1</w:t>
       </w:r>
+    </w:p>
+    <w:p>
+      <w:pPr>
+        <w:ind w:firstLine="708"/>
+      </w:pPr>
+      <w:r>
+        <w:t xml:space="preserve">Далее создадим </w:t>
+      </w:r>
+      <w:r>
+        <w:t xml:space="preserve">ещё один внешний отчет, </w:t>
+      </w:r>
+      <w:r>
+        <w:t>и напишем простой запрос</w:t>
+      </w:r>
+      <w:r>
+        <w:t>.</w:t>
+      </w:r>
+    </w:p>
+    <w:p>
+      <w:pPr>
+        <w:keepNext/>
+        <w:jc w:val="center"/>
+      </w:pPr>
+      <w:r>
+        <w:rPr>
+          <w:noProof/>
+        </w:rPr>
+        <w:drawing>
+          <wp:inline distT="0" distB="0" distL="0" distR="0" wp14:anchorId="52D86AFD" wp14:editId="1570039B">
+            <wp:extent cx="4649508" cy="1196795"/>
+            <wp:effectExtent l="0" t="0" r="0" b="3810"/>
+            <wp:docPr id="12" name="Рисунок 12"/>
+            <wp:cNvGraphicFramePr>
+              <a:graphicFrameLocks xmlns:a="http://schemas.openxmlformats.org/drawingml/2006/main" noChangeAspect="1"/>
+            </wp:cNvGraphicFramePr>
+            <a:graphic xmlns:a="http://schemas.openxmlformats.org/drawingml/2006/main">
+              <a:graphicData uri="http://schemas.openxmlformats.org/drawingml/2006/picture">
+                <pic:pic xmlns:pic="http://schemas.openxmlformats.org/drawingml/2006/picture">
+                  <pic:nvPicPr>
+                    <pic:cNvPr id="1" name=""/>
+                    <pic:cNvPicPr/>
+                  </pic:nvPicPr>
+                  <pic:blipFill>
+                    <a:blip r:embed="rId23"/>
+                    <a:stretch>
+                      <a:fillRect/>
+                    </a:stretch>
+                  </pic:blipFill>
+                  <pic:spPr>
+                    <a:xfrm>
+                      <a:off x="0" y="0"/>
+                      <a:ext cx="4652598" cy="1197590"/>
+                    </a:xfrm>
+                    <a:prstGeom prst="rect">
+                      <a:avLst/>
+                    </a:prstGeom>
+                  </pic:spPr>
+                </pic:pic>
+              </a:graphicData>
+            </a:graphic>
+          </wp:inline>
+        </w:drawing>
+      </w:r>
+    </w:p>
+    <w:p>
+      <w:pPr>
+        <w:pStyle w:val="a3"/>
+      </w:pPr>
+      <w:r>
+        <w:t xml:space="preserve">Рисунок </w:t>
+      </w:r>
+      <w:r>
+        <w:fldChar w:fldCharType="begin"/>
+      </w:r>
+      <w:r>
+        <w:instrText xml:space="preserve"> SEQ Рисунок \* ARABIC </w:instrText>
+      </w:r>
+      <w:r>
+        <w:fldChar w:fldCharType="separate"/>
+      </w:r>
+      <w:r>
+        <w:rPr>
+          <w:noProof/>
+        </w:rPr>
+        <w:t>20</w:t>
+      </w:r>
+      <w:r>
+        <w:fldChar w:fldCharType="end"/>
+      </w:r>
+      <w:r>
+        <w:t xml:space="preserve"> запрос отчет3</w:t>
+      </w:r>
+    </w:p>
+    <w:p>
+      <w:r>
+        <w:lastRenderedPageBreak/>
+        <w:tab/>
+        <w:t xml:space="preserve">Добавим параметр </w:t>
+      </w:r>
+      <w:r>
+        <w:t>номенклатура с ссылкой на справочник.</w:t>
+      </w:r>
+    </w:p>
+    <w:p>
+      <w:pPr>
+        <w:keepNext/>
+      </w:pPr>
+      <w:r>
+        <w:rPr>
+          <w:noProof/>
+        </w:rPr>
+        <w:drawing>
+          <wp:inline distT="0" distB="0" distL="0" distR="0" wp14:anchorId="0DA8C2CE" wp14:editId="470BF456">
+            <wp:extent cx="5940425" cy="657860"/>
+            <wp:effectExtent l="0" t="0" r="3175" b="8890"/>
+            <wp:docPr id="13" name="Рисунок 13"/>
+            <wp:cNvGraphicFramePr>
+              <a:graphicFrameLocks xmlns:a="http://schemas.openxmlformats.org/drawingml/2006/main" noChangeAspect="1"/>
+            </wp:cNvGraphicFramePr>
+            <a:graphic xmlns:a="http://schemas.openxmlformats.org/drawingml/2006/main">
+              <a:graphicData uri="http://schemas.openxmlformats.org/drawingml/2006/picture">
+                <pic:pic xmlns:pic="http://schemas.openxmlformats.org/drawingml/2006/picture">
+                  <pic:nvPicPr>
+                    <pic:cNvPr id="1" name=""/>
+                    <pic:cNvPicPr/>
+                  </pic:nvPicPr>
+                  <pic:blipFill>
+                    <a:blip r:embed="rId24"/>
+                    <a:stretch>
+                      <a:fillRect/>
+                    </a:stretch>
+                  </pic:blipFill>
+                  <pic:spPr>
+                    <a:xfrm>
+                      <a:off x="0" y="0"/>
+                      <a:ext cx="5940425" cy="657860"/>
+                    </a:xfrm>
+                    <a:prstGeom prst="rect">
+                      <a:avLst/>
+                    </a:prstGeom>
+                  </pic:spPr>
+                </pic:pic>
+              </a:graphicData>
+            </a:graphic>
+          </wp:inline>
+        </w:drawing>
+      </w:r>
+    </w:p>
+    <w:p>
+      <w:pPr>
+        <w:pStyle w:val="a3"/>
+      </w:pPr>
+      <w:r>
+        <w:t xml:space="preserve">Рисунок </w:t>
+      </w:r>
+      <w:r>
+        <w:fldChar w:fldCharType="begin"/>
+      </w:r>
+      <w:r>
+        <w:instrText xml:space="preserve"> SEQ Рисунок \* ARABIC </w:instrText>
+      </w:r>
+      <w:r>
+        <w:fldChar w:fldCharType="separate"/>
+      </w:r>
+      <w:r>
+        <w:rPr>
+          <w:noProof/>
+        </w:rPr>
+        <w:t>21</w:t>
+      </w:r>
+      <w:r>
+        <w:fldChar w:fldCharType="end"/>
+      </w:r>
+      <w:r>
+        <w:t xml:space="preserve"> параметры отчета 3</w:t>
+      </w:r>
+    </w:p>
+    <w:p>
+      <w:pPr>
+        <w:ind w:firstLine="708"/>
+      </w:pPr>
+      <w:r>
+        <w:t xml:space="preserve">В конструкторе настроек компоновки в поля добавляю Номенклатура и </w:t>
+      </w:r>
+      <w:proofErr w:type="spellStart"/>
+      <w:r>
+        <w:t>КоличествоОстаток</w:t>
+      </w:r>
+      <w:proofErr w:type="spellEnd"/>
+      <w:r>
+        <w:t>.</w:t>
+      </w:r>
+    </w:p>
+    <w:p>
+      <w:pPr>
+        <w:keepNext/>
+      </w:pPr>
+      <w:r>
+        <w:rPr>
+          <w:noProof/>
+        </w:rPr>
+        <w:drawing>
+          <wp:inline distT="0" distB="0" distL="0" distR="0" wp14:anchorId="10CC8BDC" wp14:editId="2A9721AD">
+            <wp:extent cx="5940425" cy="1631315"/>
+            <wp:effectExtent l="0" t="0" r="3175" b="6985"/>
+            <wp:docPr id="15" name="Рисунок 15"/>
+            <wp:cNvGraphicFramePr>
+              <a:graphicFrameLocks xmlns:a="http://schemas.openxmlformats.org/drawingml/2006/main" noChangeAspect="1"/>
+            </wp:cNvGraphicFramePr>
+            <a:graphic xmlns:a="http://schemas.openxmlformats.org/drawingml/2006/main">
+              <a:graphicData uri="http://schemas.openxmlformats.org/drawingml/2006/picture">
+                <pic:pic xmlns:pic="http://schemas.openxmlformats.org/drawingml/2006/picture">
+                  <pic:nvPicPr>
+                    <pic:cNvPr id="1" name=""/>
+                    <pic:cNvPicPr/>
+                  </pic:nvPicPr>
+                  <pic:blipFill>
+                    <a:blip r:embed="rId25"/>
+                    <a:stretch>
+                      <a:fillRect/>
+                    </a:stretch>
+                  </pic:blipFill>
+                  <pic:spPr>
+                    <a:xfrm>
+                      <a:off x="0" y="0"/>
+                      <a:ext cx="5940425" cy="1631315"/>
+                    </a:xfrm>
+                    <a:prstGeom prst="rect">
+                      <a:avLst/>
+                    </a:prstGeom>
+                  </pic:spPr>
+                </pic:pic>
+              </a:graphicData>
+            </a:graphic>
+          </wp:inline>
+        </w:drawing>
+      </w:r>
+    </w:p>
+    <w:p>
+      <w:pPr>
+        <w:pStyle w:val="a3"/>
+      </w:pPr>
+      <w:r>
+        <w:t xml:space="preserve">Рисунок </w:t>
+      </w:r>
+      <w:r>
+        <w:fldChar w:fldCharType="begin"/>
+      </w:r>
+      <w:r>
+        <w:instrText xml:space="preserve"> SEQ Рисунок \* ARABIC </w:instrText>
+      </w:r>
+      <w:r>
+        <w:fldChar w:fldCharType="separate"/>
+      </w:r>
+      <w:r>
+        <w:rPr>
+          <w:noProof/>
+        </w:rPr>
+        <w:t>22</w:t>
+      </w:r>
+      <w:r>
+        <w:fldChar w:fldCharType="end"/>
+      </w:r>
+      <w:r>
+        <w:t xml:space="preserve"> поля для отчета 3</w:t>
+      </w:r>
+    </w:p>
+    <w:p>
+      <w:pPr>
+        <w:ind w:firstLine="708"/>
+      </w:pPr>
+      <w:r>
+        <w:t xml:space="preserve">Далее создадим форму для отчета 2.1, </w:t>
+      </w:r>
+      <w:r>
+        <w:t xml:space="preserve">в форме создадим событие </w:t>
+      </w:r>
+      <w:r>
+        <w:t>обработка расшифровки.</w:t>
+      </w:r>
+      <w:r>
+        <w:t xml:space="preserve"> Напишем процедур</w:t>
+      </w:r>
+      <w:r>
+        <w:t xml:space="preserve">у и </w:t>
+      </w:r>
+      <w:r>
+        <w:t>две функции</w:t>
+      </w:r>
+      <w:r>
+        <w:t>.</w:t>
+      </w:r>
+    </w:p>
+    <w:p>
+      <w:pPr>
+        <w:keepNext/>
+        <w:jc w:val="center"/>
+      </w:pPr>
+      <w:r>
+        <w:rPr>
+          <w:noProof/>
+        </w:rPr>
+        <w:drawing>
+          <wp:inline distT="0" distB="0" distL="0" distR="0" wp14:anchorId="31EAC9DD" wp14:editId="6D365658">
+            <wp:extent cx="5789278" cy="4251453"/>
+            <wp:effectExtent l="0" t="0" r="2540" b="0"/>
+            <wp:docPr id="16" name="Рисунок 16"/>
+            <wp:cNvGraphicFramePr>
+              <a:graphicFrameLocks xmlns:a="http://schemas.openxmlformats.org/drawingml/2006/main" noChangeAspect="1"/>
+            </wp:cNvGraphicFramePr>
+            <a:graphic xmlns:a="http://schemas.openxmlformats.org/drawingml/2006/main">
+              <a:graphicData uri="http://schemas.openxmlformats.org/drawingml/2006/picture">
+                <pic:pic xmlns:pic="http://schemas.openxmlformats.org/drawingml/2006/picture">
+                  <pic:nvPicPr>
+                    <pic:cNvPr id="1" name=""/>
+                    <pic:cNvPicPr/>
+                  </pic:nvPicPr>
+                  <pic:blipFill>
+                    <a:blip r:embed="rId26"/>
+                    <a:stretch>
+                      <a:fillRect/>
+                    </a:stretch>
+                  </pic:blipFill>
+                  <pic:spPr>
+                    <a:xfrm>
+                      <a:off x="0" y="0"/>
+                      <a:ext cx="5791942" cy="4253410"/>
+                    </a:xfrm>
+                    <a:prstGeom prst="rect">
+                      <a:avLst/>
+                    </a:prstGeom>
+                  </pic:spPr>
+                </pic:pic>
+              </a:graphicData>
+            </a:graphic>
+          </wp:inline>
+        </w:drawing>
+      </w:r>
+    </w:p>
+    <w:p>
+      <w:pPr>
+        <w:pStyle w:val="a3"/>
+      </w:pPr>
+      <w:r>
+        <w:t xml:space="preserve">Рисунок </w:t>
+      </w:r>
+      <w:r>
+        <w:fldChar w:fldCharType="begin"/>
+      </w:r>
+      <w:r>
+        <w:instrText xml:space="preserve"> SEQ Рисунок \* ARABIC </w:instrText>
+      </w:r>
+      <w:r>
+        <w:fldChar w:fldCharType="separate"/>
+      </w:r>
+      <w:r>
+        <w:rPr>
+          <w:noProof/>
+        </w:rPr>
+        <w:t>23</w:t>
+      </w:r>
+      <w:r>
+        <w:fldChar w:fldCharType="end"/>
+      </w:r>
+      <w:r>
+        <w:t xml:space="preserve"> Процедура </w:t>
+      </w:r>
+      <w:proofErr w:type="spellStart"/>
+      <w:r>
+        <w:t>РезультатОбработкаРасшифровки</w:t>
+      </w:r>
+      <w:proofErr w:type="spellEnd"/>
+    </w:p>
+    <w:p>
+      <w:pPr>
+        <w:pStyle w:val="a3"/>
+        <w:keepNext/>
+      </w:pPr>
+      <w:r>
+        <w:rPr>
+          <w:noProof/>
+        </w:rPr>
+        <w:lastRenderedPageBreak/>
+        <w:drawing>
+          <wp:inline distT="0" distB="0" distL="0" distR="0" wp14:anchorId="1B003F38" wp14:editId="72F00254">
+            <wp:extent cx="5940425" cy="2961640"/>
+            <wp:effectExtent l="0" t="0" r="3175" b="0"/>
+            <wp:docPr id="18" name="Рисунок 18"/>
+            <wp:cNvGraphicFramePr>
+              <a:graphicFrameLocks xmlns:a="http://schemas.openxmlformats.org/drawingml/2006/main" noChangeAspect="1"/>
+            </wp:cNvGraphicFramePr>
+            <a:graphic xmlns:a="http://schemas.openxmlformats.org/drawingml/2006/main">
+              <a:graphicData uri="http://schemas.openxmlformats.org/drawingml/2006/picture">
+                <pic:pic xmlns:pic="http://schemas.openxmlformats.org/drawingml/2006/picture">
+                  <pic:nvPicPr>
+                    <pic:cNvPr id="1" name=""/>
+                    <pic:cNvPicPr/>
+                  </pic:nvPicPr>
+                  <pic:blipFill>
+                    <a:blip r:embed="rId27"/>
+                    <a:stretch>
+                      <a:fillRect/>
+                    </a:stretch>
+                  </pic:blipFill>
+                  <pic:spPr>
+                    <a:xfrm>
+                      <a:off x="0" y="0"/>
+                      <a:ext cx="5940425" cy="2961640"/>
+                    </a:xfrm>
+                    <a:prstGeom prst="rect">
+                      <a:avLst/>
+                    </a:prstGeom>
+                  </pic:spPr>
+                </pic:pic>
+              </a:graphicData>
+            </a:graphic>
+          </wp:inline>
+        </w:drawing>
+      </w:r>
+    </w:p>
+    <w:p>
+      <w:pPr>
+        <w:pStyle w:val="a3"/>
+      </w:pPr>
+      <w:r>
+        <w:t xml:space="preserve">Рисунок </w:t>
+      </w:r>
+      <w:r>
+        <w:fldChar w:fldCharType="begin"/>
+      </w:r>
+      <w:r>
+        <w:instrText xml:space="preserve"> SEQ Рисунок \* ARABIC </w:instrText>
+      </w:r>
+      <w:r>
+        <w:fldChar w:fldCharType="separate"/>
+      </w:r>
+      <w:r>
+        <w:rPr>
+          <w:noProof/>
+        </w:rPr>
+        <w:t>24</w:t>
+      </w:r>
+      <w:r>
+        <w:fldChar w:fldCharType="end"/>
+      </w:r>
+      <w:r>
+        <w:t xml:space="preserve"> функции </w:t>
+      </w:r>
+      <w:proofErr w:type="spellStart"/>
+      <w:r>
+        <w:t>РезультатОбработкаРасшифровки</w:t>
+      </w:r>
+      <w:proofErr w:type="spellEnd"/>
+      <w:r>
+        <w:t xml:space="preserve"> и </w:t>
+      </w:r>
+      <w:proofErr w:type="spellStart"/>
+      <w:r>
+        <w:t>ПодключитьВнешнийОтчётНаСервере</w:t>
+      </w:r>
+      <w:proofErr w:type="spellEnd"/>
+    </w:p>
+    <w:p>
+      <w:pPr>
+        <w:ind w:firstLine="708"/>
+      </w:pPr>
+      <w:r>
+        <w:t xml:space="preserve">Теперь при двойном нажатии на номенклатуру в отчете 2.1 открывается </w:t>
+      </w:r>
+      <w:r>
+        <w:t xml:space="preserve">расшифровка (отчет 3), в которой написано </w:t>
+      </w:r>
+      <w:r>
+        <w:t>количество номенклатуры на текущий день.</w:t>
+      </w:r>
+    </w:p>
+    <w:p>
+      <w:pPr>
+        <w:keepNext/>
+        <w:jc w:val="center"/>
+      </w:pPr>
+      <w:r>
+        <w:rPr>
+          <w:noProof/>
+        </w:rPr>
+        <w:drawing>
+          <wp:inline distT="0" distB="0" distL="0" distR="0" wp14:anchorId="4EB1E315" wp14:editId="25986859">
+            <wp:extent cx="5715493" cy="3725609"/>
+            <wp:effectExtent l="0" t="0" r="0" b="8255"/>
+            <wp:docPr id="21" name="Рисунок 21"/>
+            <wp:cNvGraphicFramePr>
+              <a:graphicFrameLocks xmlns:a="http://schemas.openxmlformats.org/drawingml/2006/main" noChangeAspect="1"/>
+            </wp:cNvGraphicFramePr>
+            <a:graphic xmlns:a="http://schemas.openxmlformats.org/drawingml/2006/main">
+              <a:graphicData uri="http://schemas.openxmlformats.org/drawingml/2006/picture">
+                <pic:pic xmlns:pic="http://schemas.openxmlformats.org/drawingml/2006/picture">
+                  <pic:nvPicPr>
+                    <pic:cNvPr id="1" name=""/>
+                    <pic:cNvPicPr/>
+                  </pic:nvPicPr>
+                  <pic:blipFill>
+                    <a:blip r:embed="rId28"/>
+                    <a:stretch>
+                      <a:fillRect/>
+                    </a:stretch>
+                  </pic:blipFill>
+                  <pic:spPr>
+                    <a:xfrm>
+                      <a:off x="0" y="0"/>
+                      <a:ext cx="5720651" cy="3728972"/>
+                    </a:xfrm>
+                    <a:prstGeom prst="rect">
+                      <a:avLst/>
+                    </a:prstGeom>
+                  </pic:spPr>
+                </pic:pic>
+              </a:graphicData>
+            </a:graphic>
+          </wp:inline>
+        </w:drawing>
+      </w:r>
+    </w:p>
+    <w:p>
+      <w:pPr>
+        <w:pStyle w:val="a3"/>
+      </w:pPr>
+      <w:r>
+        <w:t xml:space="preserve">Рисунок </w:t>
+      </w:r>
+      <w:r>
+        <w:fldChar w:fldCharType="begin"/>
+      </w:r>
+      <w:r>
+        <w:instrText xml:space="preserve"> SEQ Рисунок \* ARABIC </w:instrText>
+      </w:r>
+      <w:r>
+        <w:fldChar w:fldCharType="separate"/>
+      </w:r>
+      <w:r>
+        <w:rPr>
+          <w:noProof/>
+        </w:rPr>
+        <w:t>25</w:t>
+      </w:r>
+      <w:r>
+        <w:fldChar w:fldCharType="end"/>
+      </w:r>
+      <w:r>
+        <w:t xml:space="preserve"> отчет 2.1</w:t>
+      </w:r>
+    </w:p>
+    <w:p/>
+    <w:p>
+      <w:pPr>
+        <w:keepNext/>
+        <w:jc w:val="center"/>
+      </w:pPr>
+      <w:r>
+        <w:rPr>
+          <w:noProof/>
+        </w:rPr>
+        <w:lastRenderedPageBreak/>
+        <w:drawing>
+          <wp:inline distT="0" distB="0" distL="0" distR="0" wp14:anchorId="1867F425" wp14:editId="723AD206">
+            <wp:extent cx="5617696" cy="3903263"/>
+            <wp:effectExtent l="0" t="0" r="2540" b="2540"/>
+            <wp:docPr id="24" name="Рисунок 24"/>
+            <wp:cNvGraphicFramePr>
+              <a:graphicFrameLocks xmlns:a="http://schemas.openxmlformats.org/drawingml/2006/main" noChangeAspect="1"/>
+            </wp:cNvGraphicFramePr>
+            <a:graphic xmlns:a="http://schemas.openxmlformats.org/drawingml/2006/main">
+              <a:graphicData uri="http://schemas.openxmlformats.org/drawingml/2006/picture">
+                <pic:pic xmlns:pic="http://schemas.openxmlformats.org/drawingml/2006/picture">
+                  <pic:nvPicPr>
+                    <pic:cNvPr id="1" name=""/>
+                    <pic:cNvPicPr/>
+                  </pic:nvPicPr>
+                  <pic:blipFill>
+                    <a:blip r:embed="rId29"/>
+                    <a:stretch>
+                      <a:fillRect/>
+                    </a:stretch>
+                  </pic:blipFill>
+                  <pic:spPr>
+                    <a:xfrm>
+                      <a:off x="0" y="0"/>
+                      <a:ext cx="5619400" cy="3904447"/>
+                    </a:xfrm>
+                    <a:prstGeom prst="rect">
+                      <a:avLst/>
+                    </a:prstGeom>
+                  </pic:spPr>
+                </pic:pic>
+              </a:graphicData>
+            </a:graphic>
+          </wp:inline>
+        </w:drawing>
+      </w:r>
+    </w:p>
+    <w:p>
+      <w:pPr>
+        <w:pStyle w:val="a3"/>
+      </w:pPr>
+      <w:r>
+        <w:t xml:space="preserve">Рисунок </w:t>
+      </w:r>
+      <w:r>
+        <w:fldChar w:fldCharType="begin"/>
+      </w:r>
+      <w:r>
+        <w:instrText xml:space="preserve"> SEQ Рисунок \* ARABIC </w:instrText>
+      </w:r>
+      <w:r>
+        <w:fldChar w:fldCharType="separate"/>
+      </w:r>
+      <w:r>
+        <w:rPr>
+          <w:noProof/>
+        </w:rPr>
+        <w:t>26</w:t>
+      </w:r>
+      <w:r>
+        <w:fldChar w:fldCharType="end"/>
+      </w:r>
+      <w:r>
+        <w:t xml:space="preserve"> расшифровка (отчет 3)</w:t>
+      </w:r>
+    </w:p>
+    <w:p>
+      <w:pPr>
+        <w:ind w:firstLine="708"/>
+      </w:pPr>
+      <w:r>
+        <w:t>Теперь для задания 2.2. дополним 3 отчет (</w:t>
+      </w:r>
+      <w:proofErr w:type="spellStart"/>
+      <w:r>
+        <w:t>ОстаткиНаДату</w:t>
+      </w:r>
+      <w:proofErr w:type="spellEnd"/>
+      <w:r>
+        <w:t>), для этого я переписал запрос</w:t>
+      </w:r>
+      <w:r>
+        <w:t xml:space="preserve">, с параметрами для тестирования запроса, в параметры текущего месяца вставил </w:t>
+      </w:r>
+      <w:r>
+        <w:t xml:space="preserve">2021 год, в параметры прошлого вставил текущий месяц, </w:t>
+      </w:r>
+      <w:proofErr w:type="spellStart"/>
+      <w:r>
+        <w:t>тк</w:t>
+      </w:r>
+      <w:proofErr w:type="spellEnd"/>
+      <w:r>
+        <w:t xml:space="preserve"> в 2021 году продажи были, а в текущем нет</w:t>
+      </w:r>
+      <w:r>
+        <w:t>.</w:t>
+      </w:r>
+    </w:p>
+    <w:p>
+      <w:pPr>
+        <w:keepNext/>
+        <w:jc w:val="center"/>
+      </w:pPr>
+      <w:r>
+        <w:drawing>
+          <wp:inline distT="0" distB="0" distL="0" distR="0" wp14:anchorId="472D293F" wp14:editId="227A2FC6">
+            <wp:extent cx="5779917" cy="2817362"/>
+            <wp:effectExtent l="0" t="0" r="0" b="2540"/>
+            <wp:docPr id="27" name="Рисунок 27"/>
+            <wp:cNvGraphicFramePr>
+              <a:graphicFrameLocks xmlns:a="http://schemas.openxmlformats.org/drawingml/2006/main" noChangeAspect="1"/>
+            </wp:cNvGraphicFramePr>
+            <a:graphic xmlns:a="http://schemas.openxmlformats.org/drawingml/2006/main">
+              <a:graphicData uri="http://schemas.openxmlformats.org/drawingml/2006/picture">
+                <pic:pic xmlns:pic="http://schemas.openxmlformats.org/drawingml/2006/picture">
+                  <pic:nvPicPr>
+                    <pic:cNvPr id="1" name=""/>
+                    <pic:cNvPicPr/>
+                  </pic:nvPicPr>
+                  <pic:blipFill>
+                    <a:blip r:embed="rId30"/>
+                    <a:stretch>
+                      <a:fillRect/>
+                    </a:stretch>
+                  </pic:blipFill>
+                  <pic:spPr>
+                    <a:xfrm>
+                      <a:off x="0" y="0"/>
+                      <a:ext cx="5781255" cy="2818014"/>
+                    </a:xfrm>
+                    <a:prstGeom prst="rect">
+                      <a:avLst/>
+                    </a:prstGeom>
+                  </pic:spPr>
+                </pic:pic>
+              </a:graphicData>
+            </a:graphic>
+          </wp:inline>
+        </w:drawing>
+      </w:r>
+    </w:p>
+    <w:p>
+      <w:pPr>
+        <w:pStyle w:val="a3"/>
+      </w:pPr>
+      <w:r>
+        <w:t xml:space="preserve">Рисунок </w:t>
+      </w:r>
+      <w:r>
+        <w:fldChar w:fldCharType="begin"/>
+      </w:r>
+      <w:r>
+        <w:instrText xml:space="preserve"> SEQ Рисунок \* ARABIC </w:instrText>
+      </w:r>
+      <w:r>
+        <w:fldChar w:fldCharType="separate"/>
+      </w:r>
+      <w:r>
+        <w:rPr>
+          <w:noProof/>
+        </w:rPr>
+        <w:t>27</w:t>
+      </w:r>
+      <w:r>
+        <w:fldChar w:fldCharType="end"/>
+      </w:r>
+      <w:r>
+        <w:t xml:space="preserve"> запрос для задания 2.2.</w:t>
+      </w:r>
+    </w:p>
+    <w:p>
+      <w:pPr>
+        <w:ind w:firstLine="708"/>
+      </w:pPr>
+      <w:r>
+        <w:t>Как видно в результатах запроса он работает корректно.</w:t>
+      </w:r>
+    </w:p>
+    <w:p>
+      <w:pPr>
+        <w:keepNext/>
+        <w:jc w:val="center"/>
+      </w:pPr>
+      <w:r>
+        <w:lastRenderedPageBreak/>
+        <w:drawing>
+          <wp:inline distT="0" distB="0" distL="0" distR="0" wp14:anchorId="13811ADC" wp14:editId="0A4AF82E">
+            <wp:extent cx="5676374" cy="969625"/>
+            <wp:effectExtent l="0" t="0" r="635" b="2540"/>
+            <wp:docPr id="28" name="Рисунок 28"/>
+            <wp:cNvGraphicFramePr>
+              <a:graphicFrameLocks xmlns:a="http://schemas.openxmlformats.org/drawingml/2006/main" noChangeAspect="1"/>
+            </wp:cNvGraphicFramePr>
+            <a:graphic xmlns:a="http://schemas.openxmlformats.org/drawingml/2006/main">
+              <a:graphicData uri="http://schemas.openxmlformats.org/drawingml/2006/picture">
+                <pic:pic xmlns:pic="http://schemas.openxmlformats.org/drawingml/2006/picture">
+                  <pic:nvPicPr>
+                    <pic:cNvPr id="1" name=""/>
+                    <pic:cNvPicPr/>
+                  </pic:nvPicPr>
+                  <pic:blipFill>
+                    <a:blip r:embed="rId31"/>
+                    <a:stretch>
+                      <a:fillRect/>
+                    </a:stretch>
+                  </pic:blipFill>
+                  <pic:spPr>
+                    <a:xfrm>
+                      <a:off x="0" y="0"/>
+                      <a:ext cx="5683087" cy="970772"/>
+                    </a:xfrm>
+                    <a:prstGeom prst="rect">
+                      <a:avLst/>
+                    </a:prstGeom>
+                  </pic:spPr>
+                </pic:pic>
+              </a:graphicData>
+            </a:graphic>
+          </wp:inline>
+        </w:drawing>
+      </w:r>
+    </w:p>
+    <w:p>
+      <w:pPr>
+        <w:pStyle w:val="a3"/>
+      </w:pPr>
+      <w:r>
+        <w:t xml:space="preserve">Рисунок </w:t>
+      </w:r>
+      <w:r>
+        <w:fldChar w:fldCharType="begin"/>
+      </w:r>
+      <w:r>
+        <w:instrText xml:space="preserve"> SEQ Рисунок \* ARABIC </w:instrText>
+      </w:r>
+      <w:r>
+        <w:fldChar w:fldCharType="separate"/>
+      </w:r>
+      <w:r>
+        <w:rPr>
+          <w:noProof/>
+        </w:rPr>
+        <w:t>28</w:t>
+      </w:r>
+      <w:r>
+        <w:fldChar w:fldCharType="end"/>
+      </w:r>
+      <w:r>
+        <w:t xml:space="preserve"> результат запроса задания 2.2.</w:t>
+      </w:r>
+    </w:p>
+    <w:p>
+      <w:pPr>
+        <w:ind w:firstLine="708"/>
+      </w:pPr>
+      <w:r>
+        <w:t>Выставил следующие ресурсы.</w:t>
+      </w:r>
+    </w:p>
+    <w:p>
+      <w:pPr>
+        <w:keepNext/>
+        <w:jc w:val="center"/>
+      </w:pPr>
+      <w:r>
+        <w:drawing>
+          <wp:inline distT="0" distB="0" distL="0" distR="0" wp14:anchorId="0067313E" wp14:editId="193B389C">
+            <wp:extent cx="5603027" cy="877438"/>
+            <wp:effectExtent l="0" t="0" r="0" b="0"/>
+            <wp:docPr id="29" name="Рисунок 29"/>
+            <wp:cNvGraphicFramePr>
+              <a:graphicFrameLocks xmlns:a="http://schemas.openxmlformats.org/drawingml/2006/main" noChangeAspect="1"/>
+            </wp:cNvGraphicFramePr>
+            <a:graphic xmlns:a="http://schemas.openxmlformats.org/drawingml/2006/main">
+              <a:graphicData uri="http://schemas.openxmlformats.org/drawingml/2006/picture">
+                <pic:pic xmlns:pic="http://schemas.openxmlformats.org/drawingml/2006/picture">
+                  <pic:nvPicPr>
+                    <pic:cNvPr id="1" name=""/>
+                    <pic:cNvPicPr/>
+                  </pic:nvPicPr>
+                  <pic:blipFill>
+                    <a:blip r:embed="rId32"/>
+                    <a:stretch>
+                      <a:fillRect/>
+                    </a:stretch>
+                  </pic:blipFill>
+                  <pic:spPr>
+                    <a:xfrm>
+                      <a:off x="0" y="0"/>
+                      <a:ext cx="5610177" cy="878558"/>
+                    </a:xfrm>
+                    <a:prstGeom prst="rect">
+                      <a:avLst/>
+                    </a:prstGeom>
+                  </pic:spPr>
+                </pic:pic>
+              </a:graphicData>
+            </a:graphic>
+          </wp:inline>
+        </w:drawing>
+      </w:r>
+    </w:p>
+    <w:p>
+      <w:pPr>
+        <w:pStyle w:val="a3"/>
+      </w:pPr>
+      <w:r>
+        <w:t xml:space="preserve">Рисунок </w:t>
+      </w:r>
+      <w:r>
+        <w:fldChar w:fldCharType="begin"/>
+      </w:r>
+      <w:r>
+        <w:instrText xml:space="preserve"> SEQ Рисунок \* ARABIC </w:instrText>
+      </w:r>
+      <w:r>
+        <w:fldChar w:fldCharType="separate"/>
+      </w:r>
+      <w:r>
+        <w:rPr>
+          <w:noProof/>
+        </w:rPr>
+        <w:t>29</w:t>
+      </w:r>
+      <w:r>
+        <w:fldChar w:fldCharType="end"/>
+      </w:r>
+      <w:r>
+        <w:t xml:space="preserve"> ресурсы для задания 2.2.</w:t>
+      </w:r>
+    </w:p>
+    <w:p>
+      <w:pPr>
+        <w:ind w:firstLine="708"/>
+      </w:pPr>
+      <w:r>
+        <w:t>И выставил следующие параметры, задавать им значения буду в модуле объекта.</w:t>
+      </w:r>
+    </w:p>
+    <w:p>
+      <w:pPr>
+        <w:keepNext/>
+        <w:jc w:val="center"/>
+      </w:pPr>
+      <w:r>
+        <w:drawing>
+          <wp:inline distT="0" distB="0" distL="0" distR="0" wp14:anchorId="769913A0" wp14:editId="0F88E477">
+            <wp:extent cx="5881747" cy="1358680"/>
+            <wp:effectExtent l="0" t="0" r="5080" b="0"/>
+            <wp:docPr id="31" name="Рисунок 31"/>
+            <wp:cNvGraphicFramePr>
+              <a:graphicFrameLocks xmlns:a="http://schemas.openxmlformats.org/drawingml/2006/main" noChangeAspect="1"/>
+            </wp:cNvGraphicFramePr>
+            <a:graphic xmlns:a="http://schemas.openxmlformats.org/drawingml/2006/main">
+              <a:graphicData uri="http://schemas.openxmlformats.org/drawingml/2006/picture">
+                <pic:pic xmlns:pic="http://schemas.openxmlformats.org/drawingml/2006/picture">
+                  <pic:nvPicPr>
+                    <pic:cNvPr id="1" name=""/>
+                    <pic:cNvPicPr/>
+                  </pic:nvPicPr>
+                  <pic:blipFill>
+                    <a:blip r:embed="rId33"/>
+                    <a:stretch>
+                      <a:fillRect/>
+                    </a:stretch>
+                  </pic:blipFill>
+                  <pic:spPr>
+                    <a:xfrm>
+                      <a:off x="0" y="0"/>
+                      <a:ext cx="5883544" cy="1359095"/>
+                    </a:xfrm>
+                    <a:prstGeom prst="rect">
+                      <a:avLst/>
+                    </a:prstGeom>
+                  </pic:spPr>
+                </pic:pic>
+              </a:graphicData>
+            </a:graphic>
+          </wp:inline>
+        </w:drawing>
+      </w:r>
+    </w:p>
+    <w:p>
+      <w:pPr>
+        <w:pStyle w:val="a3"/>
+      </w:pPr>
+      <w:r>
+        <w:t xml:space="preserve">Рисунок </w:t>
+      </w:r>
+      <w:r>
+        <w:fldChar w:fldCharType="begin"/>
+      </w:r>
+      <w:r>
+        <w:instrText xml:space="preserve"> SEQ Рисунок \* ARABIC </w:instrText>
+      </w:r>
+      <w:r>
+        <w:fldChar w:fldCharType="separate"/>
+      </w:r>
+      <w:r>
+        <w:rPr>
+          <w:noProof/>
+        </w:rPr>
+        <w:t>30</w:t>
+      </w:r>
+      <w:r>
+        <w:fldChar w:fldCharType="end"/>
+      </w:r>
+      <w:r>
+        <w:t xml:space="preserve"> параметры для задания 2.2.</w:t>
+      </w:r>
+    </w:p>
+    <w:p>
+      <w:pPr>
+        <w:ind w:firstLine="708"/>
+      </w:pPr>
+      <w:r>
+        <w:t>В конструкторе настроек выставил следующие поля.</w:t>
+      </w:r>
+    </w:p>
+    <w:p>
+      <w:pPr>
+        <w:keepNext/>
+        <w:jc w:val="center"/>
+      </w:pPr>
+      <w:r>
+        <w:drawing>
+          <wp:inline distT="0" distB="0" distL="0" distR="0" wp14:anchorId="34059F68" wp14:editId="7DD4F946">
+            <wp:extent cx="5940425" cy="2224405"/>
+            <wp:effectExtent l="0" t="0" r="3175" b="4445"/>
+            <wp:docPr id="32" name="Рисунок 32"/>
+            <wp:cNvGraphicFramePr>
+              <a:graphicFrameLocks xmlns:a="http://schemas.openxmlformats.org/drawingml/2006/main" noChangeAspect="1"/>
+            </wp:cNvGraphicFramePr>
+            <a:graphic xmlns:a="http://schemas.openxmlformats.org/drawingml/2006/main">
+              <a:graphicData uri="http://schemas.openxmlformats.org/drawingml/2006/picture">
+                <pic:pic xmlns:pic="http://schemas.openxmlformats.org/drawingml/2006/picture">
+                  <pic:nvPicPr>
+                    <pic:cNvPr id="1" name=""/>
+                    <pic:cNvPicPr/>
+                  </pic:nvPicPr>
+                  <pic:blipFill>
+                    <a:blip r:embed="rId34"/>
+                    <a:stretch>
+                      <a:fillRect/>
+                    </a:stretch>
+                  </pic:blipFill>
+                  <pic:spPr>
+                    <a:xfrm>
+                      <a:off x="0" y="0"/>
+                      <a:ext cx="5940425" cy="2224405"/>
+                    </a:xfrm>
+                    <a:prstGeom prst="rect">
+                      <a:avLst/>
+                    </a:prstGeom>
+                  </pic:spPr>
+                </pic:pic>
+              </a:graphicData>
+            </a:graphic>
+          </wp:inline>
+        </w:drawing>
+      </w:r>
+    </w:p>
+    <w:p>
+      <w:pPr>
+        <w:pStyle w:val="a3"/>
+      </w:pPr>
+      <w:r>
+        <w:t xml:space="preserve">Рисунок </w:t>
+      </w:r>
+      <w:r>
+        <w:fldChar w:fldCharType="begin"/>
+      </w:r>
+      <w:r>
+        <w:instrText xml:space="preserve"> SEQ Рисунок \* ARABIC </w:instrText>
+      </w:r>
+      <w:r>
+        <w:fldChar w:fldCharType="separate"/>
+      </w:r>
+      <w:r>
+        <w:rPr>
+          <w:noProof/>
+        </w:rPr>
+        <w:t>31</w:t>
+      </w:r>
+      <w:r>
+        <w:fldChar w:fldCharType="end"/>
+      </w:r>
+      <w:r>
+        <w:t xml:space="preserve"> конструктор настроек компоновки данных задания 2.2.</w:t>
+      </w:r>
+    </w:p>
+    <w:p>
+      <w:pPr>
+        <w:ind w:firstLine="708"/>
+      </w:pPr>
+      <w:r>
+        <w:t>Написал модуль объекта для отчета, где устанавливаю значения для временных отрезков.</w:t>
+      </w:r>
+    </w:p>
+    <w:p>
+      <w:pPr>
+        <w:keepNext/>
+        <w:jc w:val="center"/>
+      </w:pPr>
+      <w:r>
+        <w:lastRenderedPageBreak/>
+        <w:drawing>
+          <wp:inline distT="0" distB="0" distL="0" distR="0" wp14:anchorId="4878953E" wp14:editId="4FC40545">
+            <wp:extent cx="5222123" cy="3040051"/>
+            <wp:effectExtent l="0" t="0" r="0" b="8255"/>
+            <wp:docPr id="33" name="Рисунок 33"/>
+            <wp:cNvGraphicFramePr>
+              <a:graphicFrameLocks xmlns:a="http://schemas.openxmlformats.org/drawingml/2006/main" noChangeAspect="1"/>
+            </wp:cNvGraphicFramePr>
+            <a:graphic xmlns:a="http://schemas.openxmlformats.org/drawingml/2006/main">
+              <a:graphicData uri="http://schemas.openxmlformats.org/drawingml/2006/picture">
+                <pic:pic xmlns:pic="http://schemas.openxmlformats.org/drawingml/2006/picture">
+                  <pic:nvPicPr>
+                    <pic:cNvPr id="1" name=""/>
+                    <pic:cNvPicPr/>
+                  </pic:nvPicPr>
+                  <pic:blipFill>
+                    <a:blip r:embed="rId35"/>
+                    <a:stretch>
+                      <a:fillRect/>
+                    </a:stretch>
+                  </pic:blipFill>
+                  <pic:spPr>
+                    <a:xfrm>
+                      <a:off x="0" y="0"/>
+                      <a:ext cx="5232139" cy="3045882"/>
+                    </a:xfrm>
+                    <a:prstGeom prst="rect">
+                      <a:avLst/>
+                    </a:prstGeom>
+                  </pic:spPr>
+                </pic:pic>
+              </a:graphicData>
+            </a:graphic>
+          </wp:inline>
+        </w:drawing>
+      </w:r>
+    </w:p>
+    <w:p>
+      <w:pPr>
+        <w:pStyle w:val="a3"/>
+      </w:pPr>
+      <w:r>
+        <w:t xml:space="preserve">Рисунок </w:t>
+      </w:r>
+      <w:r>
+        <w:fldChar w:fldCharType="begin"/>
+      </w:r>
+      <w:r>
+        <w:instrText xml:space="preserve"> SEQ Рисунок \* ARABIC </w:instrText>
+      </w:r>
+      <w:r>
+        <w:fldChar w:fldCharType="separate"/>
+      </w:r>
+      <w:r>
+        <w:rPr>
+          <w:noProof/>
+        </w:rPr>
+        <w:t>32</w:t>
+      </w:r>
+      <w:r>
+        <w:fldChar w:fldCharType="end"/>
+      </w:r>
+      <w:r>
+        <w:t xml:space="preserve"> модуль объекта для задания 2.2.</w:t>
+      </w:r>
+    </w:p>
+    <w:p>
+      <w:pPr>
+        <w:ind w:firstLine="708"/>
+      </w:pPr>
+      <w:r>
+        <w:t>Как видим продаж за текущий и прошлый месяц не было, попробуем добавить продажи и проверить отчет.</w:t>
+      </w:r>
+    </w:p>
+    <w:p>
+      <w:pPr>
+        <w:keepNext/>
+        <w:jc w:val="center"/>
+      </w:pPr>
+      <w:r>
+        <w:drawing>
+          <wp:inline distT="0" distB="0" distL="0" distR="0" wp14:anchorId="469CFEE6" wp14:editId="15E11ABE">
+            <wp:extent cx="4365864" cy="2155632"/>
+            <wp:effectExtent l="0" t="0" r="0" b="0"/>
+            <wp:docPr id="34" name="Рисунок 34"/>
+            <wp:cNvGraphicFramePr>
+              <a:graphicFrameLocks xmlns:a="http://schemas.openxmlformats.org/drawingml/2006/main" noChangeAspect="1"/>
+            </wp:cNvGraphicFramePr>
+            <a:graphic xmlns:a="http://schemas.openxmlformats.org/drawingml/2006/main">
+              <a:graphicData uri="http://schemas.openxmlformats.org/drawingml/2006/picture">
+                <pic:pic xmlns:pic="http://schemas.openxmlformats.org/drawingml/2006/picture">
+                  <pic:nvPicPr>
+                    <pic:cNvPr id="1" name=""/>
+                    <pic:cNvPicPr/>
+                  </pic:nvPicPr>
+                  <pic:blipFill>
+                    <a:blip r:embed="rId36"/>
+                    <a:stretch>
+                      <a:fillRect/>
+                    </a:stretch>
+                  </pic:blipFill>
+                  <pic:spPr>
+                    <a:xfrm>
+                      <a:off x="0" y="0"/>
+                      <a:ext cx="4371275" cy="2158304"/>
+                    </a:xfrm>
+                    <a:prstGeom prst="rect">
+                      <a:avLst/>
+                    </a:prstGeom>
+                  </pic:spPr>
+                </pic:pic>
+              </a:graphicData>
+            </a:graphic>
+          </wp:inline>
+        </w:drawing>
+      </w:r>
+    </w:p>
+    <w:p>
+      <w:pPr>
+        <w:pStyle w:val="a3"/>
+      </w:pPr>
+      <w:r>
+        <w:t xml:space="preserve">Рисунок </w:t>
+      </w:r>
+      <w:r>
+        <w:fldChar w:fldCharType="begin"/>
+      </w:r>
+      <w:r>
+        <w:instrText xml:space="preserve"> SEQ Рисунок \* ARABIC </w:instrText>
+      </w:r>
+      <w:r>
+        <w:fldChar w:fldCharType="separate"/>
+      </w:r>
+      <w:r>
+        <w:rPr>
+          <w:noProof/>
+        </w:rPr>
+        <w:t>33</w:t>
+      </w:r>
+      <w:r>
+        <w:fldChar w:fldCharType="end"/>
+      </w:r>
+      <w:r>
+        <w:t xml:space="preserve"> отчет для задания 2.2.</w:t>
+      </w:r>
+    </w:p>
+    <w:p>
+      <w:pPr>
+        <w:ind w:firstLine="708"/>
+      </w:pPr>
+      <w:r>
+        <w:t xml:space="preserve">Поставил в расходной накладной </w:t>
+      </w:r>
+      <w:r>
+        <w:t>текущее число.</w:t>
+      </w:r>
+    </w:p>
+    <w:p>
+      <w:pPr>
+        <w:keepNext/>
+        <w:jc w:val="center"/>
+      </w:pPr>
+      <w:r>
+        <w:drawing>
+          <wp:inline distT="0" distB="0" distL="0" distR="0" wp14:anchorId="7C021FE8" wp14:editId="7FE24D37">
+            <wp:extent cx="5940425" cy="1725930"/>
+            <wp:effectExtent l="0" t="0" r="3175" b="7620"/>
+            <wp:docPr id="35" name="Рисунок 35"/>
+            <wp:cNvGraphicFramePr>
+              <a:graphicFrameLocks xmlns:a="http://schemas.openxmlformats.org/drawingml/2006/main" noChangeAspect="1"/>
+            </wp:cNvGraphicFramePr>
+            <a:graphic xmlns:a="http://schemas.openxmlformats.org/drawingml/2006/main">
+              <a:graphicData uri="http://schemas.openxmlformats.org/drawingml/2006/picture">
+                <pic:pic xmlns:pic="http://schemas.openxmlformats.org/drawingml/2006/picture">
+                  <pic:nvPicPr>
+                    <pic:cNvPr id="1" name=""/>
+                    <pic:cNvPicPr/>
+                  </pic:nvPicPr>
+                  <pic:blipFill>
+                    <a:blip r:embed="rId37"/>
+                    <a:stretch>
+                      <a:fillRect/>
+                    </a:stretch>
+                  </pic:blipFill>
+                  <pic:spPr>
+                    <a:xfrm>
+                      <a:off x="0" y="0"/>
+                      <a:ext cx="5940425" cy="1725930"/>
+                    </a:xfrm>
+                    <a:prstGeom prst="rect">
+                      <a:avLst/>
+                    </a:prstGeom>
+                  </pic:spPr>
+                </pic:pic>
+              </a:graphicData>
+            </a:graphic>
+          </wp:inline>
+        </w:drawing>
+      </w:r>
+    </w:p>
+    <w:p>
+      <w:pPr>
+        <w:pStyle w:val="a3"/>
+      </w:pPr>
+      <w:r>
+        <w:t xml:space="preserve">Рисунок </w:t>
+      </w:r>
+      <w:r>
+        <w:fldChar w:fldCharType="begin"/>
+      </w:r>
+      <w:r>
+        <w:instrText xml:space="preserve"> SEQ Рисунок \* ARABIC </w:instrText>
+      </w:r>
+      <w:r>
+        <w:fldChar w:fldCharType="separate"/>
+      </w:r>
+      <w:r>
+        <w:rPr>
+          <w:noProof/>
+        </w:rPr>
+        <w:t>34</w:t>
+      </w:r>
+      <w:r>
+        <w:fldChar w:fldCharType="end"/>
+      </w:r>
+      <w:r>
+        <w:t xml:space="preserve"> изменения в регистре продаж для проверки отчета</w:t>
+      </w:r>
+    </w:p>
+    <w:p>
+      <w:pPr>
+        <w:ind w:firstLine="708"/>
+      </w:pPr>
+      <w:r>
+        <w:t>Откроем отчет</w:t>
+      </w:r>
+      <w:r>
+        <w:t xml:space="preserve"> </w:t>
+      </w:r>
+      <w:proofErr w:type="spellStart"/>
+      <w:r>
+        <w:t>ОтчетПоОстаткаИОборотамПоДнямСРасшифровкой</w:t>
+      </w:r>
+      <w:proofErr w:type="spellEnd"/>
+      <w:r>
+        <w:t>.</w:t>
+      </w:r>
+    </w:p>
+    <w:p>
+      <w:pPr>
+        <w:keepNext/>
+        <w:jc w:val="center"/>
+      </w:pPr>
+      <w:r>
+        <w:lastRenderedPageBreak/>
+        <w:drawing>
+          <wp:inline distT="0" distB="0" distL="0" distR="0" wp14:anchorId="475EF484" wp14:editId="76D72512">
+            <wp:extent cx="5940425" cy="2180590"/>
+            <wp:effectExtent l="0" t="0" r="3175" b="0"/>
+            <wp:docPr id="36" name="Рисунок 36"/>
+            <wp:cNvGraphicFramePr>
+              <a:graphicFrameLocks xmlns:a="http://schemas.openxmlformats.org/drawingml/2006/main" noChangeAspect="1"/>
+            </wp:cNvGraphicFramePr>
+            <a:graphic xmlns:a="http://schemas.openxmlformats.org/drawingml/2006/main">
+              <a:graphicData uri="http://schemas.openxmlformats.org/drawingml/2006/picture">
+                <pic:pic xmlns:pic="http://schemas.openxmlformats.org/drawingml/2006/picture">
+                  <pic:nvPicPr>
+                    <pic:cNvPr id="1" name=""/>
+                    <pic:cNvPicPr/>
+                  </pic:nvPicPr>
+                  <pic:blipFill>
+                    <a:blip r:embed="rId38"/>
+                    <a:stretch>
+                      <a:fillRect/>
+                    </a:stretch>
+                  </pic:blipFill>
+                  <pic:spPr>
+                    <a:xfrm>
+                      <a:off x="0" y="0"/>
+                      <a:ext cx="5940425" cy="2180590"/>
+                    </a:xfrm>
+                    <a:prstGeom prst="rect">
+                      <a:avLst/>
+                    </a:prstGeom>
+                  </pic:spPr>
+                </pic:pic>
+              </a:graphicData>
+            </a:graphic>
+          </wp:inline>
+        </w:drawing>
+      </w:r>
+    </w:p>
+    <w:p>
+      <w:pPr>
+        <w:pStyle w:val="a3"/>
+      </w:pPr>
+      <w:r>
+        <w:t xml:space="preserve">Рисунок </w:t>
+      </w:r>
+      <w:r>
+        <w:fldChar w:fldCharType="begin"/>
+      </w:r>
+      <w:r>
+        <w:instrText xml:space="preserve"> SEQ Рисунок \* ARABIC </w:instrText>
+      </w:r>
+      <w:r>
+        <w:fldChar w:fldCharType="separate"/>
+      </w:r>
+      <w:r>
+        <w:rPr>
+          <w:noProof/>
+        </w:rPr>
+        <w:t>35</w:t>
+      </w:r>
+      <w:r>
+        <w:fldChar w:fldCharType="end"/>
+      </w:r>
+      <w:r>
+        <w:t xml:space="preserve"> </w:t>
+      </w:r>
+      <w:r>
+        <w:t xml:space="preserve">отчет </w:t>
+      </w:r>
+      <w:proofErr w:type="spellStart"/>
+      <w:r>
+        <w:t>ОтчетПоОстаткаИОборотамПоДнямСРасшифровкой</w:t>
+      </w:r>
+      <w:proofErr w:type="spellEnd"/>
+    </w:p>
+    <w:p>
+      <w:pPr>
+        <w:spacing w:line="240" w:lineRule="auto"/>
+        <w:ind w:firstLine="708"/>
+        <w:rPr>
+          <w:rFonts w:ascii="Arial" w:eastAsia="Times New Roman" w:hAnsi="Arial" w:cs="Arial"/>
+          <w:kern w:val="0"/>
+          <w:sz w:val="16"/>
+          <w:szCs w:val="16"/>
+          <w:lang w:eastAsia="ru-RU"/>
+          <w14:ligatures w14:val="none"/>
+        </w:rPr>
+      </w:pPr>
+      <w:r>
+        <w:t xml:space="preserve">А в нем </w:t>
+      </w:r>
+      <w:r>
+        <w:t xml:space="preserve">откроем </w:t>
+      </w:r>
+      <w:r>
+        <w:rPr>
+          <w:lang w:eastAsia="ru-RU"/>
+        </w:rPr>
+        <w:t>Пельмени домашние "крошка пельмень", САЛЬНИКОВЪ, 900г</w:t>
+      </w:r>
+      <w:r>
+        <w:rPr>
+          <w:lang w:eastAsia="ru-RU"/>
+        </w:rPr>
+        <w:t>. Как видно из отчета была 1 продажа за текущий месяц, исходя из этого можно сказать, что отчет работает.</w:t>
+      </w:r>
+    </w:p>
+    <w:p>
+      <w:pPr>
+        <w:keepNext/>
+        <w:jc w:val="center"/>
+      </w:pPr>
+      <w:r>
+        <w:drawing>
+          <wp:inline distT="0" distB="0" distL="0" distR="0" wp14:anchorId="049098A8" wp14:editId="2F425175">
+            <wp:extent cx="5940425" cy="2089150"/>
+            <wp:effectExtent l="0" t="0" r="3175" b="6350"/>
+            <wp:docPr id="37" name="Рисунок 37"/>
+            <wp:cNvGraphicFramePr>
+              <a:graphicFrameLocks xmlns:a="http://schemas.openxmlformats.org/drawingml/2006/main" noChangeAspect="1"/>
+            </wp:cNvGraphicFramePr>
+            <a:graphic xmlns:a="http://schemas.openxmlformats.org/drawingml/2006/main">
+              <a:graphicData uri="http://schemas.openxmlformats.org/drawingml/2006/picture">
+                <pic:pic xmlns:pic="http://schemas.openxmlformats.org/drawingml/2006/picture">
+                  <pic:nvPicPr>
+                    <pic:cNvPr id="1" name=""/>
+                    <pic:cNvPicPr/>
+                  </pic:nvPicPr>
+                  <pic:blipFill>
+                    <a:blip r:embed="rId39"/>
+                    <a:stretch>
+                      <a:fillRect/>
+                    </a:stretch>
+                  </pic:blipFill>
+                  <pic:spPr>
+                    <a:xfrm>
+                      <a:off x="0" y="0"/>
+                      <a:ext cx="5940425" cy="2089150"/>
+                    </a:xfrm>
+                    <a:prstGeom prst="rect">
+                      <a:avLst/>
+                    </a:prstGeom>
+                  </pic:spPr>
+                </pic:pic>
+              </a:graphicData>
+            </a:graphic>
+          </wp:inline>
+        </w:drawing>
+      </w:r>
+    </w:p>
+    <w:p>
+      <w:pPr>
+        <w:pStyle w:val="a3"/>
+      </w:pPr>
+      <w:r>
+        <w:t xml:space="preserve">Рисунок </w:t>
+      </w:r>
+      <w:r>
+        <w:fldChar w:fldCharType="begin"/>
+      </w:r>
+      <w:r>
+        <w:instrText xml:space="preserve"> SEQ Рисунок \* ARABIC </w:instrText>
+      </w:r>
+      <w:r>
+        <w:fldChar w:fldCharType="separate"/>
+      </w:r>
+      <w:r>
+        <w:rPr>
+          <w:noProof/>
+        </w:rPr>
+        <w:t>36</w:t>
+      </w:r>
+      <w:r>
+        <w:fldChar w:fldCharType="end"/>
+      </w:r>
+      <w:r>
+        <w:t xml:space="preserve"> отчет для задания 2.2.</w:t>
+      </w:r>
+    </w:p>
+    <w:p>
+      <w:pPr>
+        <w:pStyle w:val="1"/>
+      </w:pPr>
+      <w:r>
+        <w:t>Вывод</w:t>
+      </w:r>
+    </w:p>
+    <w:p>
+      <w:pPr>
+        <w:ind w:firstLine="708"/>
+      </w:pPr>
+      <w:r>
+        <w:t>В ходе работы научился работать с внешними отчетами в системе 1с.</w:t>
+      </w:r>
+    </w:p>
+    <w:p>
+      <w:pPr>
+        <w:rPr>
+          <w:lang w:val="en-US"/>
+        </w:rPr>
+      </w:pPr>
+    </w:p>
+    <w:p>
+      <w:pPr>
+        <w:rPr>
+          <w:lang w:val="en-US"/>
+        </w:rPr>
+      </w:pPr>
+    </w:p>
+    <w:p>
+      <w:r>
+        <w:t xml:space="preserve">Ссылка на репозиторий </w:t>
+      </w:r>
+      <w:hyperlink r:id="rId40" w:history="1">
+        <w:r>
+          <w:rPr>
+            <w:rStyle w:val="af"/>
+          </w:rPr>
+          <w:t>https://github.com/NoCringes/VPK-8_1C_Part2</w:t>
+        </w:r>
+      </w:hyperlink>
     </w:p>
     <w:sectPr>
       <w:pgSz w:w="11906" w:h="16838"/>
@@ -2543,7 +4597,6 @@
   <w:style w:type="character" w:default="1" w:styleId="a0">
     <w:name w:val="Default Paragraph Font"/>
     <w:uiPriority w:val="1"/>
-    <w:semiHidden/>
     <w:unhideWhenUsed/>
   </w:style>
   <w:style w:type="table" w:default="1" w:styleId="a1">
@@ -2907,6 +4960,44 @@
       <w:spacing w:val="5"/>
     </w:rPr>
   </w:style>
+  <w:style w:type="paragraph" w:customStyle="1" w:styleId="ae">
+    <w:name w:val="Титул основной текст"/>
+    <w:basedOn w:val="a"/>
+    <w:qFormat/>
+    <w:rsid w:val="00611480"/>
+    <w:pPr>
+      <w:suppressAutoHyphens/>
+      <w:spacing w:after="0" w:line="240" w:lineRule="auto"/>
+      <w:jc w:val="center"/>
+    </w:pPr>
+    <w:rPr>
+      <w:rFonts w:eastAsia="Calibri" w:cstheme="minorBidi"/>
+      <w:szCs w:val="28"/>
+    </w:rPr>
+  </w:style>
+  <w:style w:type="character" w:styleId="af">
+    <w:name w:val="Hyperlink"/>
+    <w:basedOn w:val="a0"/>
+    <w:uiPriority w:val="99"/>
+    <w:unhideWhenUsed/>
+    <w:rsid w:val="0013372B"/>
+    <w:rPr>
+      <w:color w:val="467886" w:themeColor="hyperlink"/>
+      <w:u w:val="single"/>
+    </w:rPr>
+  </w:style>
+  <w:style w:type="character" w:styleId="af0">
+    <w:name w:val="Unresolved Mention"/>
+    <w:basedOn w:val="a0"/>
+    <w:uiPriority w:val="99"/>
+    <w:semiHidden/>
+    <w:unhideWhenUsed/>
+    <w:rsid w:val="0013372B"/>
+    <w:rPr>
+      <w:color w:val="605E5C"/>
+      <w:shd w:val="clear" w:color="auto" w:fill="E1DFDD"/>
+    </w:rPr>
+  </w:style>
 </w:styles>
 </file>
 

--- a/Практика/4/Отчёт ПР4 ВПК8 Карасенко.docx
+++ b/Практика/4/Отчёт ПР4 ВПК8 Карасенко.docx
@@ -127,7 +127,6 @@
           <w:rFonts w:eastAsia="Calibri"/>
           <w:color w:val="000000"/>
           <w:szCs w:val="36"/>
-          <w:lang w:val="en-US"/>
         </w:rPr>
       </w:pPr>
       <w:r>
@@ -136,15 +135,7 @@
           <w:color w:val="000000"/>
           <w:szCs w:val="36"/>
         </w:rPr>
-        <w:t>ПО ПРАКТИЧЕСКОЙ РАБОТЕ №</w:t>
-      </w:r>
-      <w:r>
-        <w:rPr>
-          <w:rFonts w:eastAsia="Calibri"/>
-          <w:color w:val="000000"/>
-          <w:szCs w:val="36"/>
-        </w:rPr>
-        <w:t>4</w:t>
+        <w:t>ПО ПРАКТИЧЕСКОЙ РАБОТЕ №4</w:t>
       </w:r>
     </w:p>
     <w:p>
@@ -386,6 +377,7 @@
         <w:pStyle w:val="1"/>
       </w:pPr>
       <w:r>
+        <w:lastRenderedPageBreak/>
         <w:t>Цель работы</w:t>
       </w:r>
     </w:p>
@@ -405,29 +397,8 @@
         <w:ind w:firstLine="708"/>
       </w:pPr>
       <w:r>
-        <w:t>Задача 2.1 Описание задачи</w:t>
-      </w:r>
-      <w:proofErr w:type="gramStart"/>
-      <w:r>
-        <w:t>: Разработать</w:t>
-      </w:r>
-      <w:proofErr w:type="gramEnd"/>
-      <w:r>
-        <w:t xml:space="preserve"> отчет, который позволяет пользователю получать данные об остатках номенклатуры на начало и конец выбранного месяца. Параметры: Пользователь выбирает «Год» и «Месяц». Период</w:t>
-      </w:r>
-      <w:proofErr w:type="gramStart"/>
-      <w:r>
-        <w:t>: Если</w:t>
-      </w:r>
-      <w:proofErr w:type="gramEnd"/>
-      <w:r>
-        <w:t xml:space="preserve"> выбран июль, отчет должен выводить остатки на 01.07 (00:00:00) и на 31.07 (23:59:59). Источник данных: </w:t>
-      </w:r>
-      <w:proofErr w:type="spellStart"/>
-      <w:r>
-        <w:t>РегистрНакопления.Запасы.ОстаткиИОбороты</w:t>
-      </w:r>
-      <w:proofErr w:type="spellEnd"/>
+        <w:t>Задача 2.1 Описание задачи: Разработать отчет, который позволяет пользователю получать данные об остатках номенклатуры на начало и конец выбранного месяца. Параметры: Пользователь выбирает «Год» и «Месяц». Период: Если выбран июль, отчет должен выводить остатки на 01.07 (00:00:00) и на 31.07 (23:59:59). Источник данных: РегистрНакопления.Запасы.ОстаткиИОбороты</w:t>
+      </w:r>
     </w:p>
     <w:p>
       <w:pPr>
@@ -439,21 +410,8 @@
         <w:ind w:firstLine="708"/>
       </w:pPr>
       <w:r>
-        <w:t>Задача 2.2 * Описание задачи</w:t>
-      </w:r>
-      <w:proofErr w:type="gramStart"/>
-      <w:r>
-        <w:t>: Модернизировать</w:t>
-      </w:r>
-      <w:proofErr w:type="gramEnd"/>
-      <w:r>
-        <w:t xml:space="preserve"> отчет из Задачи 3.1, добавив в него колонки с объемами продаж номенклатуры за выбранный (текущий) месяц и за месяц, предшествующий ему. Пример: при выборе июля в отчете должны отображаться продажи за июль и за июнь. Источник данных: </w:t>
-      </w:r>
-      <w:proofErr w:type="spellStart"/>
-      <w:r>
-        <w:t>РегистрНакопления.Продажи.Обороты</w:t>
-      </w:r>
-      <w:proofErr w:type="spellEnd"/>
+        <w:t>Задача 2.2 * Описание задачи: Модернизировать отчет из Задачи 3.1, добавив в него колонки с объемами продаж номенклатуры за выбранный (текущий) месяц и за месяц, предшествующий ему. Пример: при выборе июля в отчете должны отображаться продажи за июль и за июнь. Источник данных: РегистрНакопления.Продажи.Обороты</w:t>
+      </w:r>
     </w:p>
     <w:p>
       <w:pPr>
@@ -465,23 +423,7 @@
         <w:ind w:firstLine="708"/>
       </w:pPr>
       <w:r>
-        <w:t>Задача 2.3** Описание задачи</w:t>
-      </w:r>
-      <w:proofErr w:type="gramStart"/>
-      <w:r>
-        <w:t>: Доработать</w:t>
-      </w:r>
-      <w:proofErr w:type="gramEnd"/>
-      <w:r>
-        <w:t xml:space="preserve"> отчет для анализа динамики продаж и автоматического расчета объема необходимых закупок. Условия и логика: Сравнение периодов: Система должна сравнить продажи выбранного месяца с продажами предыдущего </w:t>
-      </w:r>
-      <w:proofErr w:type="gramStart"/>
-      <w:r>
-        <w:t>месяца .Условие</w:t>
-      </w:r>
-      <w:proofErr w:type="gramEnd"/>
-      <w:r>
-        <w:t xml:space="preserve"> роста: Если объем продаж в текущем месяце вырос по сравнению с прошлым, рассчитывается колонка «Рекомендуем закупить». Формула расчета: Количество последней закупки * 1.05 (увеличение на 5%). Если роста продаж нет, расчет не требуется. Источник данных для закупок: Регистр накопления Закупки (для получения количества по последней поставке).</w:t>
+        <w:t>Задача 2.3** Описание задачи: Доработать отчет для анализа динамики продаж и автоматического расчета объема необходимых закупок. Условия и логика: Сравнение периодов: Система должна сравнить продажи выбранного месяца с продажами предыдущего месяца .Условие роста: Если объем продаж в текущем месяце вырос по сравнению с прошлым, рассчитывается колонка «Рекомендуем закупить». Формула расчета: Количество последней закупки * 1.05 (увеличение на 5%). Если роста продаж нет, расчет не требуется. Источник данных для закупок: Регистр накопления Закупки (для получения количества по последней поставке).</w:t>
       </w:r>
     </w:p>
     <w:p>
@@ -497,6 +439,7 @@
         <w:pStyle w:val="1"/>
       </w:pPr>
       <w:r>
+        <w:lastRenderedPageBreak/>
         <w:t>Ход работы</w:t>
       </w:r>
     </w:p>
@@ -517,13 +460,8 @@
         <w:t xml:space="preserve">) и сохраняем его с </w:t>
       </w:r>
       <w:r>
-        <w:t xml:space="preserve">форматом. </w:t>
-      </w:r>
-      <w:proofErr w:type="spellStart"/>
-      <w:r>
-        <w:t>erf</w:t>
-      </w:r>
-      <w:proofErr w:type="spellEnd"/>
+        <w:t>форматом. erf</w:t>
+      </w:r>
     </w:p>
     <w:p>
       <w:pPr>
@@ -617,32 +555,20 @@
         <w:t xml:space="preserve"> Добавляем набор данных – запрос.</w:t>
       </w:r>
       <w:r>
-        <w:t xml:space="preserve"> В запросе берём данные из регистра накопления запасы (</w:t>
-      </w:r>
-      <w:proofErr w:type="spellStart"/>
-      <w:r>
-        <w:t>ОстаткиИОбороты</w:t>
-      </w:r>
-      <w:proofErr w:type="spellEnd"/>
-      <w:r>
-        <w:t>)</w:t>
+        <w:t xml:space="preserve"> В запросе берём данные из регистра накопления запасы (ОстаткиИОбороты)</w:t>
       </w:r>
       <w:r>
         <w:t xml:space="preserve">. В качестве параметров указываем </w:t>
       </w:r>
-      <w:proofErr w:type="spellStart"/>
       <w:r>
         <w:t>НачалоПериода</w:t>
       </w:r>
-      <w:proofErr w:type="spellEnd"/>
       <w:r>
         <w:t xml:space="preserve"> и </w:t>
       </w:r>
-      <w:proofErr w:type="spellStart"/>
       <w:r>
         <w:t>КонецПериода</w:t>
       </w:r>
-      <w:proofErr w:type="spellEnd"/>
       <w:r>
         <w:t xml:space="preserve"> также указываем периодичность День.</w:t>
       </w:r>
@@ -814,15 +740,7 @@
         <w:ind w:firstLine="708"/>
       </w:pPr>
       <w:r>
-        <w:t xml:space="preserve">Изменяю параметры, в параметре </w:t>
-      </w:r>
-      <w:proofErr w:type="spellStart"/>
-      <w:r>
-        <w:t>КонецПериода</w:t>
-      </w:r>
-      <w:proofErr w:type="spellEnd"/>
-      <w:r>
-        <w:t xml:space="preserve"> в выражении </w:t>
+        <w:t xml:space="preserve">Изменяю параметры, в параметре КонецПериода в выражении </w:t>
       </w:r>
       <w:r>
         <w:t>прописываю</w:t>
@@ -830,26 +748,8 @@
       <w:r>
         <w:t xml:space="preserve"> </w:t>
       </w:r>
-      <w:proofErr w:type="spellStart"/>
-      <w:proofErr w:type="gramStart"/>
-      <w:r>
-        <w:t>КонецПериода</w:t>
-      </w:r>
-      <w:proofErr w:type="spellEnd"/>
-      <w:r>
-        <w:t>(</w:t>
-      </w:r>
-      <w:proofErr w:type="gramEnd"/>
-      <w:r>
-        <w:t>&amp;</w:t>
-      </w:r>
-      <w:proofErr w:type="spellStart"/>
-      <w:r>
-        <w:t>КонецПериода</w:t>
-      </w:r>
-      <w:proofErr w:type="spellEnd"/>
-      <w:r>
-        <w:t>, "ДЕНЬ")</w:t>
+      <w:r>
+        <w:t>КонецПериода(&amp;КонецПериода, "ДЕНЬ")</w:t>
       </w:r>
       <w:r>
         <w:t>.</w:t>
@@ -1429,54 +1329,27 @@
       </w:r>
     </w:p>
     <w:p>
+      <w:pPr>
+        <w:ind w:firstLine="708"/>
+      </w:pPr>
       <w:r>
         <w:lastRenderedPageBreak/>
-        <w:tab/>
         <w:t>Как видно на рисунке ниже, отчет работает.</w:t>
       </w:r>
       <w:r>
         <w:t xml:space="preserve"> </w:t>
       </w:r>
-      <w:proofErr w:type="spellStart"/>
       <w:r>
         <w:t>О</w:t>
       </w:r>
       <w:r>
-        <w:t>чет</w:t>
-      </w:r>
-      <w:proofErr w:type="spellEnd"/>
-      <w:r>
-        <w:t xml:space="preserve"> строится по </w:t>
-      </w:r>
-      <w:proofErr w:type="spellStart"/>
-      <w:r>
-        <w:t>НачалоПериода</w:t>
-      </w:r>
-      <w:proofErr w:type="spellEnd"/>
-      <w:r>
-        <w:t xml:space="preserve"> / </w:t>
-      </w:r>
-      <w:proofErr w:type="spellStart"/>
-      <w:r>
-        <w:t>КонецПериода</w:t>
-      </w:r>
-      <w:proofErr w:type="spellEnd"/>
-      <w:r>
-        <w:t>;</w:t>
+        <w:t>чет строится по НачалоПериода / КонецПериода;</w:t>
       </w:r>
       <w:r>
         <w:t xml:space="preserve"> </w:t>
       </w:r>
       <w:r>
-        <w:t xml:space="preserve">колонки — </w:t>
-      </w:r>
-      <w:proofErr w:type="spellStart"/>
-      <w:r>
-        <w:t>ПериодДень</w:t>
-      </w:r>
-      <w:proofErr w:type="spellEnd"/>
-      <w:r>
-        <w:t>; в каждой дате 4 показателя;</w:t>
+        <w:t>колонки — ПериодДень; в каждой дате 4 показателя;</w:t>
       </w:r>
       <w:r>
         <w:t xml:space="preserve"> конечная дата берется до конца дня.</w:t>
@@ -1660,23 +1533,7 @@
         <w:ind w:firstLine="708"/>
       </w:pPr>
       <w:r>
-        <w:t xml:space="preserve">Добавил параметры </w:t>
-      </w:r>
-      <w:proofErr w:type="spellStart"/>
-      <w:r>
-        <w:t>НачалоМесяца</w:t>
-      </w:r>
-      <w:proofErr w:type="spellEnd"/>
-      <w:r>
-        <w:t xml:space="preserve"> и </w:t>
-      </w:r>
-      <w:proofErr w:type="spellStart"/>
-      <w:r>
-        <w:t>КонецМесяца</w:t>
-      </w:r>
-      <w:proofErr w:type="spellEnd"/>
-      <w:r>
-        <w:t>.</w:t>
+        <w:t>Добавил параметры НачалоМесяца и КонецМесяца.</w:t>
       </w:r>
       <w:r>
         <w:t xml:space="preserve"> Так же переименовал поля</w:t>
@@ -2612,15 +2469,7 @@
         <w:ind w:firstLine="708"/>
       </w:pPr>
       <w:r>
-        <w:t xml:space="preserve">В конструкторе настроек компоновки в поля добавляю Номенклатура и </w:t>
-      </w:r>
-      <w:proofErr w:type="spellStart"/>
-      <w:r>
-        <w:t>КоличествоОстаток</w:t>
-      </w:r>
-      <w:proofErr w:type="spellEnd"/>
-      <w:r>
-        <w:t>.</w:t>
+        <w:t>В конструкторе настроек компоновки в поля добавляю Номенклатура и КоличествоОстаток.</w:t>
       </w:r>
     </w:p>
     <w:p>
@@ -2797,11 +2646,9 @@
       <w:r>
         <w:t xml:space="preserve"> Процедура </w:t>
       </w:r>
-      <w:proofErr w:type="spellStart"/>
       <w:r>
         <w:t>РезультатОбработкаРасшифровки</w:t>
       </w:r>
-      <w:proofErr w:type="spellEnd"/>
     </w:p>
     <w:p>
       <w:pPr>
@@ -2878,19 +2725,15 @@
       <w:r>
         <w:t xml:space="preserve"> функции </w:t>
       </w:r>
-      <w:proofErr w:type="spellStart"/>
       <w:r>
         <w:t>РезультатОбработкаРасшифровки</w:t>
       </w:r>
-      <w:proofErr w:type="spellEnd"/>
       <w:r>
         <w:t xml:space="preserve"> и </w:t>
       </w:r>
-      <w:proofErr w:type="spellStart"/>
       <w:r>
         <w:t>ПодключитьВнешнийОтчётНаСервере</w:t>
       </w:r>
-      <w:proofErr w:type="spellEnd"/>
     </w:p>
     <w:p>
       <w:pPr>
@@ -3065,11 +2908,9 @@
       <w:r>
         <w:t>Теперь для задания 2.2. дополним 3 отчет (</w:t>
       </w:r>
-      <w:proofErr w:type="spellStart"/>
       <w:r>
         <w:t>ОстаткиНаДату</w:t>
       </w:r>
-      <w:proofErr w:type="spellEnd"/>
       <w:r>
         <w:t>), для этого я переписал запрос</w:t>
       </w:r>
@@ -3077,15 +2918,7 @@
         <w:t xml:space="preserve">, с параметрами для тестирования запроса, в параметры текущего месяца вставил </w:t>
       </w:r>
       <w:r>
-        <w:t xml:space="preserve">2021 год, в параметры прошлого вставил текущий месяц, </w:t>
-      </w:r>
-      <w:proofErr w:type="spellStart"/>
-      <w:r>
-        <w:t>тк</w:t>
-      </w:r>
-      <w:proofErr w:type="spellEnd"/>
-      <w:r>
-        <w:t xml:space="preserve"> в 2021 году продажи были, а в текущем нет</w:t>
+        <w:t>2021 год, в параметры прошлого вставил текущий месяц, тк в 2021 году продажи были, а в текущем нет</w:t>
       </w:r>
       <w:r>
         <w:t>.</w:t>
@@ -3097,6 +2930,9 @@
         <w:jc w:val="center"/>
       </w:pPr>
       <w:r>
+        <w:rPr>
+          <w:noProof/>
+        </w:rPr>
         <w:drawing>
           <wp:inline distT="0" distB="0" distL="0" distR="0" wp14:anchorId="472D293F" wp14:editId="227A2FC6">
             <wp:extent cx="5779917" cy="2817362"/>
@@ -3177,6 +3013,9 @@
         <w:jc w:val="center"/>
       </w:pPr>
       <w:r>
+        <w:rPr>
+          <w:noProof/>
+        </w:rPr>
         <w:lastRenderedPageBreak/>
         <w:drawing>
           <wp:inline distT="0" distB="0" distL="0" distR="0" wp14:anchorId="13811ADC" wp14:editId="0A4AF82E">
@@ -3258,6 +3097,9 @@
         <w:jc w:val="center"/>
       </w:pPr>
       <w:r>
+        <w:rPr>
+          <w:noProof/>
+        </w:rPr>
         <w:drawing>
           <wp:inline distT="0" distB="0" distL="0" distR="0" wp14:anchorId="0067313E" wp14:editId="193B389C">
             <wp:extent cx="5603027" cy="877438"/>
@@ -3338,6 +3180,9 @@
         <w:jc w:val="center"/>
       </w:pPr>
       <w:r>
+        <w:rPr>
+          <w:noProof/>
+        </w:rPr>
         <w:drawing>
           <wp:inline distT="0" distB="0" distL="0" distR="0" wp14:anchorId="769913A0" wp14:editId="0F88E477">
             <wp:extent cx="5881747" cy="1358680"/>
@@ -3418,6 +3263,9 @@
         <w:jc w:val="center"/>
       </w:pPr>
       <w:r>
+        <w:rPr>
+          <w:noProof/>
+        </w:rPr>
         <w:drawing>
           <wp:inline distT="0" distB="0" distL="0" distR="0" wp14:anchorId="34059F68" wp14:editId="7DD4F946">
             <wp:extent cx="5940425" cy="2224405"/>
@@ -3498,6 +3346,9 @@
         <w:jc w:val="center"/>
       </w:pPr>
       <w:r>
+        <w:rPr>
+          <w:noProof/>
+        </w:rPr>
         <w:lastRenderedPageBreak/>
         <w:drawing>
           <wp:inline distT="0" distB="0" distL="0" distR="0" wp14:anchorId="4878953E" wp14:editId="4FC40545">
@@ -3579,6 +3430,9 @@
         <w:jc w:val="center"/>
       </w:pPr>
       <w:r>
+        <w:rPr>
+          <w:noProof/>
+        </w:rPr>
         <w:drawing>
           <wp:inline distT="0" distB="0" distL="0" distR="0" wp14:anchorId="469CFEE6" wp14:editId="15E11ABE">
             <wp:extent cx="4365864" cy="2155632"/>
@@ -3662,6 +3516,9 @@
         <w:jc w:val="center"/>
       </w:pPr>
       <w:r>
+        <w:rPr>
+          <w:noProof/>
+        </w:rPr>
         <w:drawing>
           <wp:inline distT="0" distB="0" distL="0" distR="0" wp14:anchorId="7C021FE8" wp14:editId="7FE24D37">
             <wp:extent cx="5940425" cy="1725930"/>
@@ -3738,11 +3595,9 @@
       <w:r>
         <w:t xml:space="preserve"> </w:t>
       </w:r>
-      <w:proofErr w:type="spellStart"/>
       <w:r>
         <w:t>ОтчетПоОстаткаИОборотамПоДнямСРасшифровкой</w:t>
       </w:r>
-      <w:proofErr w:type="spellEnd"/>
       <w:r>
         <w:t>.</w:t>
       </w:r>
@@ -3753,6 +3608,9 @@
         <w:jc w:val="center"/>
       </w:pPr>
       <w:r>
+        <w:rPr>
+          <w:noProof/>
+        </w:rPr>
         <w:lastRenderedPageBreak/>
         <w:drawing>
           <wp:inline distT="0" distB="0" distL="0" distR="0" wp14:anchorId="475EF484" wp14:editId="76D72512">
@@ -3820,13 +3678,8 @@
         <w:t xml:space="preserve"> </w:t>
       </w:r>
       <w:r>
-        <w:t xml:space="preserve">отчет </w:t>
-      </w:r>
-      <w:proofErr w:type="spellStart"/>
-      <w:r>
-        <w:t>ОтчетПоОстаткаИОборотамПоДнямСРасшифровкой</w:t>
-      </w:r>
-      <w:proofErr w:type="spellEnd"/>
+        <w:t>отчет ОтчетПоОстаткаИОборотамПоДнямСРасшифровкой</w:t>
+      </w:r>
     </w:p>
     <w:p>
       <w:pPr>
@@ -3866,6 +3719,9 @@
         <w:jc w:val="center"/>
       </w:pPr>
       <w:r>
+        <w:rPr>
+          <w:noProof/>
+        </w:rPr>
         <w:drawing>
           <wp:inline distT="0" distB="0" distL="0" distR="0" wp14:anchorId="049098A8" wp14:editId="2F425175">
             <wp:extent cx="5940425" cy="2089150"/>
@@ -3937,6 +3793,7 @@
         <w:pStyle w:val="1"/>
       </w:pPr>
       <w:r>
+        <w:lastRenderedPageBreak/>
         <w:t>Вывод</w:t>
       </w:r>
     </w:p>
@@ -3948,20 +3805,8 @@
         <w:t>В ходе работы научился работать с внешними отчетами в системе 1с.</w:t>
       </w:r>
     </w:p>
-    <w:p>
-      <w:pPr>
-        <w:rPr>
-          <w:lang w:val="en-US"/>
-        </w:rPr>
-      </w:pPr>
-    </w:p>
-    <w:p>
-      <w:pPr>
-        <w:rPr>
-          <w:lang w:val="en-US"/>
-        </w:rPr>
-      </w:pPr>
-    </w:p>
+    <w:p/>
+    <w:p/>
     <w:p>
       <w:r>
         <w:t xml:space="preserve">Ссылка на репозиторий </w:t>
@@ -4597,6 +4442,7 @@
   <w:style w:type="character" w:default="1" w:styleId="a0">
     <w:name w:val="Default Paragraph Font"/>
     <w:uiPriority w:val="1"/>
+    <w:semiHidden/>
     <w:unhideWhenUsed/>
   </w:style>
   <w:style w:type="table" w:default="1" w:styleId="a1">
